--- a/assets/resume-example.docx
+++ b/assets/resume-example.docx
@@ -6,370 +6,6 @@
       <w:pPr>
         <w:spacing w:after="3778"/>
       </w:pPr>
-      <w:bookmarkStart w:id="0" w:name="_GoBack"/>
-      <w:bookmarkEnd w:id="0"/>
-      <w:r>
-        <w:rPr>
-          <w:rFonts w:ascii="Century Gothic" w:eastAsia="Century Gothic" w:hAnsi="Century Gothic" w:cs="Century Gothic"/>
-          <w:b/>
-          <w:sz w:val="27"/>
-        </w:rPr>
-        <w:t xml:space="preserve"> </w:t>
-      </w:r>
-      <w:r>
-        <w:rPr>
-          <w:rFonts w:ascii="Arial" w:eastAsia="Arial" w:hAnsi="Arial" w:cs="Arial"/>
-          <w:b/>
-          <w:sz w:val="34"/>
-        </w:rPr>
-        <w:t xml:space="preserve"> </w:t>
-      </w:r>
-      <w:r>
-        <w:rPr>
-          <w:rFonts w:ascii="Arial" w:eastAsia="Arial" w:hAnsi="Arial" w:cs="Arial"/>
-          <w:b/>
-          <w:sz w:val="34"/>
-        </w:rPr>
-        <w:tab/>
-      </w:r>
-      <w:r>
-        <w:rPr>
-          <w:rFonts w:ascii="Century Gothic" w:eastAsia="Century Gothic" w:hAnsi="Century Gothic" w:cs="Century Gothic"/>
-          <w:b/>
-          <w:sz w:val="34"/>
-        </w:rPr>
-        <w:t xml:space="preserve"> </w:t>
-      </w:r>
-    </w:p>
-    <w:p>
-      <w:pPr>
-        <w:pStyle w:val="Heading1"/>
-        <w:spacing w:after="214"/>
-      </w:pPr>
-      <w:r>
-        <w:rPr>
-          <w:sz w:val="34"/>
-        </w:rPr>
-        <w:t>C</w:t>
-      </w:r>
-      <w:r>
-        <w:t>ONTACT</w:t>
-      </w:r>
-      <w:r>
-        <w:rPr>
-          <w:sz w:val="34"/>
-        </w:rPr>
-        <w:t xml:space="preserve"> </w:t>
-      </w:r>
-    </w:p>
-    <w:p>
-      <w:pPr>
-        <w:spacing w:after="656" w:line="407" w:lineRule="auto"/>
-        <w:ind w:left="781" w:hanging="10"/>
-      </w:pPr>
-      <w:r>
-        <w:rPr>
-          <w:rFonts w:ascii="Century Gothic" w:eastAsia="Century Gothic" w:hAnsi="Century Gothic" w:cs="Century Gothic"/>
-          <w:sz w:val="21"/>
-        </w:rPr>
-        <w:t xml:space="preserve">asnaaslam91@gmail.com +94 770710772 linkedin.com/in/asnaaslam1 github.com/asnaaslam1 </w:t>
-      </w:r>
-    </w:p>
-    <w:p>
-      <w:pPr>
-        <w:pStyle w:val="Heading1"/>
-      </w:pPr>
-      <w:r>
-        <w:rPr>
-          <w:sz w:val="34"/>
-        </w:rPr>
-        <w:t>S</w:t>
-      </w:r>
-      <w:r>
-        <w:t>KILLS</w:t>
-      </w:r>
-      <w:r>
-        <w:rPr>
-          <w:sz w:val="34"/>
-        </w:rPr>
-        <w:t xml:space="preserve"> </w:t>
-      </w:r>
-    </w:p>
-    <w:p>
-      <w:pPr>
-        <w:numPr>
-          <w:ilvl w:val="0"/>
-          <w:numId w:val="1"/>
-        </w:numPr>
-        <w:spacing w:after="114"/>
-        <w:ind w:left="728" w:hanging="336"/>
-      </w:pPr>
-      <w:r>
-        <w:rPr>
-          <w:rFonts w:ascii="Century Gothic" w:eastAsia="Century Gothic" w:hAnsi="Century Gothic" w:cs="Century Gothic"/>
-          <w:sz w:val="21"/>
-        </w:rPr>
-        <w:t xml:space="preserve">Web Development </w:t>
-      </w:r>
-    </w:p>
-    <w:p>
-      <w:pPr>
-        <w:numPr>
-          <w:ilvl w:val="0"/>
-          <w:numId w:val="1"/>
-        </w:numPr>
-        <w:spacing w:after="114"/>
-        <w:ind w:left="728" w:hanging="336"/>
-      </w:pPr>
-      <w:r>
-        <w:rPr>
-          <w:rFonts w:ascii="Century Gothic" w:eastAsia="Century Gothic" w:hAnsi="Century Gothic" w:cs="Century Gothic"/>
-          <w:sz w:val="21"/>
-        </w:rPr>
-        <w:t xml:space="preserve">Databases </w:t>
-      </w:r>
-    </w:p>
-    <w:p>
-      <w:pPr>
-        <w:numPr>
-          <w:ilvl w:val="0"/>
-          <w:numId w:val="1"/>
-        </w:numPr>
-        <w:spacing w:after="114"/>
-        <w:ind w:left="728" w:hanging="336"/>
-      </w:pPr>
-      <w:r>
-        <w:rPr>
-          <w:rFonts w:ascii="Century Gothic" w:eastAsia="Century Gothic" w:hAnsi="Century Gothic" w:cs="Century Gothic"/>
-          <w:sz w:val="21"/>
-        </w:rPr>
-        <w:t xml:space="preserve">Programming Languages </w:t>
-      </w:r>
-    </w:p>
-    <w:p>
-      <w:pPr>
-        <w:numPr>
-          <w:ilvl w:val="0"/>
-          <w:numId w:val="1"/>
-        </w:numPr>
-        <w:spacing w:after="114"/>
-        <w:ind w:left="728" w:hanging="336"/>
-      </w:pPr>
-      <w:r>
-        <w:rPr>
-          <w:rFonts w:ascii="Century Gothic" w:eastAsia="Century Gothic" w:hAnsi="Century Gothic" w:cs="Century Gothic"/>
-          <w:sz w:val="21"/>
-        </w:rPr>
-        <w:t xml:space="preserve">UI UX Design </w:t>
-      </w:r>
-    </w:p>
-    <w:p>
-      <w:pPr>
-        <w:numPr>
-          <w:ilvl w:val="0"/>
-          <w:numId w:val="1"/>
-        </w:numPr>
-        <w:spacing w:after="114"/>
-        <w:ind w:left="728" w:hanging="336"/>
-      </w:pPr>
-      <w:r>
-        <w:rPr>
-          <w:rFonts w:ascii="Century Gothic" w:eastAsia="Century Gothic" w:hAnsi="Century Gothic" w:cs="Century Gothic"/>
-          <w:sz w:val="21"/>
-        </w:rPr>
-        <w:t xml:space="preserve">Graphic Design </w:t>
-      </w:r>
-    </w:p>
-    <w:p>
-      <w:pPr>
-        <w:numPr>
-          <w:ilvl w:val="0"/>
-          <w:numId w:val="1"/>
-        </w:numPr>
-        <w:spacing w:after="114"/>
-        <w:ind w:left="728" w:hanging="336"/>
-      </w:pPr>
-      <w:r>
-        <w:rPr>
-          <w:rFonts w:ascii="Century Gothic" w:eastAsia="Century Gothic" w:hAnsi="Century Gothic" w:cs="Century Gothic"/>
-          <w:sz w:val="21"/>
-        </w:rPr>
-        <w:t xml:space="preserve">Lecturing </w:t>
-      </w:r>
-    </w:p>
-    <w:p>
-      <w:pPr>
-        <w:numPr>
-          <w:ilvl w:val="0"/>
-          <w:numId w:val="1"/>
-        </w:numPr>
-        <w:spacing w:after="653" w:line="362" w:lineRule="auto"/>
-        <w:ind w:left="728" w:hanging="336"/>
-      </w:pPr>
-      <w:r>
-        <w:rPr>
-          <w:rFonts w:ascii="Century Gothic" w:eastAsia="Century Gothic" w:hAnsi="Century Gothic" w:cs="Century Gothic"/>
-          <w:sz w:val="21"/>
-        </w:rPr>
-        <w:t xml:space="preserve">Microsoft Office </w:t>
-      </w:r>
-      <w:r>
-        <w:rPr>
-          <w:rFonts w:ascii="Wingdings" w:eastAsia="Wingdings" w:hAnsi="Wingdings" w:cs="Wingdings"/>
-          <w:sz w:val="21"/>
-        </w:rPr>
-        <w:t>❖</w:t>
-      </w:r>
-      <w:r>
-        <w:rPr>
-          <w:rFonts w:ascii="Arial" w:eastAsia="Arial" w:hAnsi="Arial" w:cs="Arial"/>
-          <w:sz w:val="21"/>
-        </w:rPr>
-        <w:t xml:space="preserve"> </w:t>
-      </w:r>
-      <w:r>
-        <w:rPr>
-          <w:rFonts w:ascii="Century Gothic" w:eastAsia="Century Gothic" w:hAnsi="Century Gothic" w:cs="Century Gothic"/>
-          <w:sz w:val="21"/>
-        </w:rPr>
-        <w:t xml:space="preserve">Presentation skills </w:t>
-      </w:r>
-    </w:p>
-    <w:p>
-      <w:pPr>
-        <w:pStyle w:val="Heading1"/>
-      </w:pPr>
-      <w:r>
-        <w:rPr>
-          <w:sz w:val="34"/>
-        </w:rPr>
-        <w:t>L</w:t>
-      </w:r>
-      <w:r>
-        <w:t>ANGUAGES</w:t>
-      </w:r>
-      <w:r>
-        <w:rPr>
-          <w:sz w:val="34"/>
-        </w:rPr>
-        <w:t xml:space="preserve"> </w:t>
-      </w:r>
-    </w:p>
-    <w:p>
-      <w:pPr>
-        <w:numPr>
-          <w:ilvl w:val="0"/>
-          <w:numId w:val="2"/>
-        </w:numPr>
-        <w:spacing w:after="114"/>
-        <w:ind w:left="728" w:hanging="336"/>
-      </w:pPr>
-      <w:r>
-        <w:rPr>
-          <w:rFonts w:ascii="Century Gothic" w:eastAsia="Century Gothic" w:hAnsi="Century Gothic" w:cs="Century Gothic"/>
-          <w:sz w:val="21"/>
-        </w:rPr>
-        <w:t xml:space="preserve">English </w:t>
-      </w:r>
-    </w:p>
-    <w:p>
-      <w:pPr>
-        <w:numPr>
-          <w:ilvl w:val="0"/>
-          <w:numId w:val="2"/>
-        </w:numPr>
-        <w:spacing w:after="114"/>
-        <w:ind w:left="728" w:hanging="336"/>
-      </w:pPr>
-      <w:r>
-        <w:rPr>
-          <w:rFonts w:ascii="Century Gothic" w:eastAsia="Century Gothic" w:hAnsi="Century Gothic" w:cs="Century Gothic"/>
-          <w:sz w:val="21"/>
-        </w:rPr>
-        <w:t xml:space="preserve">Tamil </w:t>
-      </w:r>
-    </w:p>
-    <w:p>
-      <w:pPr>
-        <w:numPr>
-          <w:ilvl w:val="0"/>
-          <w:numId w:val="2"/>
-        </w:numPr>
-        <w:spacing w:after="114"/>
-        <w:ind w:left="728" w:hanging="336"/>
-      </w:pPr>
-      <w:r>
-        <w:rPr>
-          <w:rFonts w:ascii="Century Gothic" w:eastAsia="Century Gothic" w:hAnsi="Century Gothic" w:cs="Century Gothic"/>
-          <w:sz w:val="21"/>
-        </w:rPr>
-        <w:t xml:space="preserve">Sinhala </w:t>
-      </w:r>
-    </w:p>
-    <w:p>
-      <w:pPr>
-        <w:numPr>
-          <w:ilvl w:val="0"/>
-          <w:numId w:val="2"/>
-        </w:numPr>
-        <w:spacing w:after="114"/>
-        <w:ind w:left="728" w:hanging="336"/>
-      </w:pPr>
-      <w:r>
-        <w:rPr>
-          <w:rFonts w:ascii="Century Gothic" w:eastAsia="Century Gothic" w:hAnsi="Century Gothic" w:cs="Century Gothic"/>
-          <w:sz w:val="21"/>
-        </w:rPr>
-        <w:t xml:space="preserve">Arabic </w:t>
-      </w:r>
-    </w:p>
-    <w:p>
-      <w:pPr>
-        <w:spacing w:after="289"/>
-        <w:ind w:left="2"/>
-      </w:pPr>
-      <w:r>
-        <w:rPr>
-          <w:rFonts w:ascii="Century Gothic" w:eastAsia="Century Gothic" w:hAnsi="Century Gothic" w:cs="Century Gothic"/>
-          <w:sz w:val="52"/>
-        </w:rPr>
-        <w:t>Fathima Asna Aslam</w:t>
-      </w:r>
-      <w:r>
-        <w:rPr>
-          <w:rFonts w:ascii="Century Gothic" w:eastAsia="Century Gothic" w:hAnsi="Century Gothic" w:cs="Century Gothic"/>
-          <w:sz w:val="19"/>
-        </w:rPr>
-        <w:t xml:space="preserve"> </w:t>
-      </w:r>
-    </w:p>
-    <w:p>
-      <w:pPr>
-        <w:pStyle w:val="Heading1"/>
-        <w:ind w:left="-5"/>
-      </w:pPr>
-      <w:r>
-        <w:rPr>
-          <w:sz w:val="34"/>
-        </w:rPr>
-        <w:t>P</w:t>
-      </w:r>
-      <w:r>
-        <w:t>ROFILE</w:t>
-      </w:r>
-      <w:r>
-        <w:rPr>
-          <w:sz w:val="34"/>
-        </w:rPr>
-        <w:t xml:space="preserve"> </w:t>
-      </w:r>
-    </w:p>
-    <w:p>
-      <w:pPr>
-        <w:spacing w:after="639" w:line="257" w:lineRule="auto"/>
-        <w:ind w:right="47"/>
-        <w:jc w:val="both"/>
-      </w:pPr>
       <w:r>
         <w:rPr>
           <w:noProof/>
@@ -377,15 +13,15 @@
         <mc:AlternateContent>
           <mc:Choice Requires="wpg">
             <w:drawing>
-              <wp:anchor distT="0" distB="0" distL="114300" distR="114300" simplePos="0" relativeHeight="251658240" behindDoc="1" locked="0" layoutInCell="1" allowOverlap="1">
+              <wp:anchor distT="0" distB="0" distL="114300" distR="114300" simplePos="0" relativeHeight="251658240" behindDoc="1" locked="0" layoutInCell="1" allowOverlap="1" wp14:anchorId="6697996E" wp14:editId="6250CA77">
                 <wp:simplePos x="0" y="0"/>
                 <wp:positionH relativeFrom="column">
-                  <wp:posOffset>-2805879</wp:posOffset>
+                  <wp:posOffset>-139890</wp:posOffset>
                 </wp:positionH>
                 <wp:positionV relativeFrom="paragraph">
-                  <wp:posOffset>-1228860</wp:posOffset>
+                  <wp:posOffset>13648</wp:posOffset>
                 </wp:positionV>
-                <wp:extent cx="6216239" cy="9067169"/>
+                <wp:extent cx="6199591" cy="9220200"/>
                 <wp:effectExtent l="0" t="0" r="0" b="0"/>
                 <wp:wrapNone/>
                 <wp:docPr id="2261" name="Group 2261"/>
@@ -397,9 +33,9 @@
                       <wpg:grpSpPr>
                         <a:xfrm>
                           <a:off x="0" y="0"/>
-                          <a:ext cx="6216239" cy="9067169"/>
-                          <a:chOff x="0" y="0"/>
-                          <a:chExt cx="6216239" cy="9067169"/>
+                          <a:ext cx="6199591" cy="9220200"/>
+                          <a:chOff x="-19051" y="0"/>
+                          <a:chExt cx="6199815" cy="9067169"/>
                         </a:xfrm>
                       </wpg:grpSpPr>
                       <wps:wsp>
@@ -407,8 +43,8 @@
                         <wps:cNvSpPr/>
                         <wps:spPr>
                           <a:xfrm>
-                            <a:off x="0" y="0"/>
-                            <a:ext cx="2554133" cy="9067169"/>
+                            <a:off x="-19051" y="0"/>
+                            <a:ext cx="2667096" cy="9067169"/>
                           </a:xfrm>
                           <a:custGeom>
                             <a:avLst/>
@@ -815,7 +451,7 @@
                         </pic:blipFill>
                         <pic:spPr>
                           <a:xfrm>
-                            <a:off x="173113" y="2410935"/>
+                            <a:off x="112689" y="1914489"/>
                             <a:ext cx="2200811" cy="513664"/>
                           </a:xfrm>
                           <a:prstGeom prst="rect">
@@ -1354,7 +990,7 @@
                         <wps:cNvSpPr/>
                         <wps:spPr>
                           <a:xfrm>
-                            <a:off x="2788853" y="1128430"/>
+                            <a:off x="2788853" y="873426"/>
                             <a:ext cx="3391911" cy="9144"/>
                           </a:xfrm>
                           <a:custGeom>
@@ -1462,7 +1098,7 @@
                         <wps:cNvSpPr/>
                         <wps:spPr>
                           <a:xfrm>
-                            <a:off x="2788853" y="3875895"/>
+                            <a:off x="2739189" y="3498628"/>
                             <a:ext cx="3427386" cy="9144"/>
                           </a:xfrm>
                           <a:custGeom>
@@ -1514,78 +1150,102 @@
                     </wpg:wgp>
                   </a:graphicData>
                 </a:graphic>
+                <wp14:sizeRelH relativeFrom="margin">
+                  <wp14:pctWidth>0</wp14:pctWidth>
+                </wp14:sizeRelH>
+                <wp14:sizeRelV relativeFrom="margin">
+                  <wp14:pctHeight>0</wp14:pctHeight>
+                </wp14:sizeRelV>
               </wp:anchor>
             </w:drawing>
           </mc:Choice>
-          <mc:Fallback xmlns:a="http://schemas.openxmlformats.org/drawingml/2006/main">
+          <mc:Fallback>
             <w:pict>
-              <v:group id="Group 2261" style="width:489.468pt;height:713.95pt;position:absolute;z-index:-2147483631;mso-position-horizontal-relative:text;mso-position-horizontal:absolute;margin-left:-220.935pt;mso-position-vertical-relative:text;margin-top:-96.7607pt;" coordsize="62162,90671">
-                <v:shape id="Shape 9" style="position:absolute;width:25541;height:90671;left:0;top:0;" coordsize="2554133,9067169" path="m162317,0l2391780,0c2481411,0,2554133,72722,2554133,162352l2554133,8904852c2554133,8994494,2481411,9067169,2391780,9067169l162317,9067169c72675,9067169,0,8994494,0,8904852l0,162352c0,72722,72675,0,162317,0x">
-                  <v:stroke weight="0pt" endcap="flat" joinstyle="miter" miterlimit="10" on="false" color="#000000" opacity="0"/>
-                  <v:fill on="true" color="#f1f1f2"/>
+              <v:group w14:anchorId="01A57AE7" id="Group 2261" o:spid="_x0000_s1026" style="position:absolute;margin-left:-11pt;margin-top:1.05pt;width:488.15pt;height:726pt;z-index:-251658240;mso-width-relative:margin;mso-height-relative:margin" coordorigin="-190" coordsize="61998,90671" o:gfxdata="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">
+                <v:shape id="Shape 9" o:spid="_x0000_s1027" style="position:absolute;left:-190;width:26670;height:90671;visibility:visible;mso-wrap-style:square;v-text-anchor:top" coordsize="2554133,9067169" o:gfxdata="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" path="m162317,l2391780,v89631,,162353,72722,162353,162352l2554133,8904852v,89642,-72722,162317,-162353,162317l162317,9067169c72675,9067169,,8994494,,8904852l,162352c,72722,72675,,162317,xe" fillcolor="#f1f1f2" stroked="f" strokeweight="0">
+                  <v:stroke miterlimit="83231f" joinstyle="miter"/>
+                  <v:path arrowok="t" textboxrect="0,0,2554133,9067169"/>
                 </v:shape>
-                <v:shape id="Picture 11" style="position:absolute;width:18639;height:19155;left:3745;top:2973;" filled="f">
-                  <v:imagedata r:id="rId14"/>
+                <v:shapetype id="_x0000_t75" coordsize="21600,21600" o:spt="75" o:preferrelative="t" path="m@4@5l@4@11@9@11@9@5xe" filled="f" stroked="f">
+                  <v:stroke joinstyle="miter"/>
+                  <v:formulas>
+                    <v:f eqn="if lineDrawn pixelLineWidth 0"/>
+                    <v:f eqn="sum @0 1 0"/>
+                    <v:f eqn="sum 0 0 @1"/>
+                    <v:f eqn="prod @2 1 2"/>
+                    <v:f eqn="prod @3 21600 pixelWidth"/>
+                    <v:f eqn="prod @3 21600 pixelHeight"/>
+                    <v:f eqn="sum @0 0 1"/>
+                    <v:f eqn="prod @6 1 2"/>
+                    <v:f eqn="prod @7 21600 pixelWidth"/>
+                    <v:f eqn="sum @8 21600 0"/>
+                    <v:f eqn="prod @7 21600 pixelHeight"/>
+                    <v:f eqn="sum @10 21600 0"/>
+                  </v:formulas>
+                  <v:path o:extrusionok="f" gradientshapeok="t" o:connecttype="rect"/>
+                  <o:lock v:ext="edit" aspectratio="t"/>
+                </v:shapetype>
+                <v:shape id="Picture 11" o:spid="_x0000_s1028" type="#_x0000_t75" style="position:absolute;left:3745;top:2973;width:18639;height:19156;visibility:visible;mso-wrap-style:square" o:gfxdata="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">
+                  <v:imagedata r:id="rId14" o:title=""/>
                 </v:shape>
-                <v:shape id="Shape 12" style="position:absolute;width:19688;height:19688;left:2961;top:2707;" coordsize="1968823,1968810" path="m984417,0l1035027,1300l1085045,5084l1134354,11351l1182835,19983l1230371,30980l1277433,44342l1367655,77333l1453621,118838l1534856,168146l1610653,224786l1680536,288285l1744035,358169l1800675,433965l1849984,515200l1891489,601166l1924480,691389l1937842,738451l1948839,785986l1957471,834467l1963738,883777l1967522,933795l1968823,984405l1967522,1035014l1963738,1085032l1957471,1134342l1948839,1182822l1937842,1230358l1924480,1277421l1891489,1367643l1849984,1453608l1800675,1534844l1744035,1610640l1680536,1680524l1610653,1744023l1534856,1800663l1453621,1849972l1367655,1891476l1277433,1924468l1230371,1937829l1182835,1948826l1134354,1957458l1085045,1963725l1035027,1967509l984417,1968810l933808,1967509l883789,1963725l834480,1957458l785999,1948826l738464,1937829l691401,1924468l601179,1891476l515214,1849972l433990,1800663l358217,1744023l288321,1680524l224787,1610640l168123,1534844l118814,1453608l77345,1367643l44354,1277421l30992,1230358l20007,1182822l11340,1134342l5085,1085032l1289,1035014l0,984405l1289,933795l5085,883777l11340,834467l20007,785986l30992,738451l44354,691389l77345,601166l118814,515200l168123,433965l224787,358169l288321,288285l358217,224786l433990,168146l515214,118838l601179,77333l691401,44342l738464,30980l785999,19983l834480,11351l883789,5084l933808,1300x">
-                  <v:stroke weight="4.18985pt" endcap="flat" joinstyle="round" on="true" color="#ffffff"/>
-                  <v:fill on="false" color="#000000" opacity="0"/>
+                <v:shape id="Shape 12" o:spid="_x0000_s1029" style="position:absolute;left:2961;top:2707;width:19689;height:19688;visibility:visible;mso-wrap-style:square;v-text-anchor:top" coordsize="1968823,1968810" o:gfxdata="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" path="m984417,r50610,1300l1085045,5084r49309,6267l1182835,19983r47536,10997l1277433,44342r90222,32991l1453621,118838r81235,49308l1610653,224786r69883,63499l1744035,358169r56640,75796l1849984,515200r41505,85966l1924480,691389r13362,47062l1948839,785986r8632,48481l1963738,883777r3784,50018l1968823,984405r-1301,50609l1963738,1085032r-6267,49310l1948839,1182822r-10997,47536l1924480,1277421r-32991,90222l1849984,1453608r-49309,81236l1744035,1610640r-63499,69884l1610653,1744023r-75797,56640l1453621,1849972r-85966,41504l1277433,1924468r-47062,13361l1182835,1948826r-48481,8632l1085045,1963725r-50018,3784l984417,1968810r-50609,-1301l883789,1963725r-49309,-6267l785999,1948826r-47535,-10997l691401,1924468r-90222,-32992l515214,1849972r-81224,-49309l358217,1744023r-69896,-63499l224787,1610640r-56664,-75796l118814,1453608,77345,1367643,44354,1277421,30992,1230358,20007,1182822r-8667,-48480l5085,1085032,1289,1035014,,984405,1289,933795,5085,883777r6255,-49310l20007,785986,30992,738451,44354,691389,77345,601166r41469,-85966l168123,433965r56664,-75796l288321,288285r69896,-63499l433990,168146r81224,-49308l601179,77333,691401,44342,738464,30980,785999,19983r48481,-8632l883789,5084,933808,1300,984417,xe" filled="f" strokecolor="white" strokeweight="1.47808mm">
+                  <v:path arrowok="t" textboxrect="0,0,1968823,1968810"/>
                 </v:shape>
-                <v:shape id="Picture 14" style="position:absolute;width:22008;height:5136;left:1731;top:24109;" filled="f">
-                  <v:imagedata r:id="rId15"/>
+                <v:shape id="Picture 14" o:spid="_x0000_s1030" type="#_x0000_t75" style="position:absolute;left:1126;top:19144;width:22009;height:5137;visibility:visible;mso-wrap-style:square" o:gfxdata="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">
+                  <v:imagedata r:id="rId15" o:title=""/>
                 </v:shape>
-                <v:shape id="Picture 19" style="position:absolute;width:1861;height:1868;left:2529;top:31062;" filled="f">
-                  <v:imagedata r:id="rId16"/>
+                <v:shape id="Picture 19" o:spid="_x0000_s1031" type="#_x0000_t75" style="position:absolute;left:2529;top:31062;width:1861;height:1868;visibility:visible;mso-wrap-style:square" o:gfxdata="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">
+                  <v:imagedata r:id="rId16" o:title=""/>
                 </v:shape>
-                <v:shape id="Picture 21" style="position:absolute;width:18616;height:1802;left:4044;top:31189;" filled="f">
-                  <v:imagedata r:id="rId17"/>
+                <v:shape id="Picture 21" o:spid="_x0000_s1032" type="#_x0000_t75" style="position:absolute;left:4044;top:31189;width:18616;height:1803;visibility:visible;mso-wrap-style:square" o:gfxdata="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">
+                  <v:imagedata r:id="rId17" o:title=""/>
                 </v:shape>
-                <v:shape id="Shape 24" style="position:absolute;width:435;height:436;left:2883;top:33797;" coordsize="43507,43645" path="m8816,0c10925,0,13033,962,14566,2499l41015,28838c42549,30376,43507,32492,43507,34799c43507,37107,42549,39223,41015,40761l38141,43645l0,5384l2875,2499c4408,962,6708,0,8816,0x">
-                  <v:stroke weight="0pt" endcap="flat" joinstyle="miter" miterlimit="10" on="false" color="#000000" opacity="0"/>
-                  <v:fill on="true" color="#000000"/>
+                <v:shape id="Shape 24" o:spid="_x0000_s1033" style="position:absolute;left:2883;top:33797;width:435;height:436;visibility:visible;mso-wrap-style:square;v-text-anchor:top" coordsize="43507,43645" o:gfxdata="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" path="m8816,v2109,,4217,962,5750,2499l41015,28838v1534,1538,2492,3654,2492,5961c43507,37107,42549,39223,41015,40761r-2874,2884l,5384,2875,2499c4408,962,6708,,8816,xe" fillcolor="black" stroked="f" strokeweight="0">
+                  <v:stroke miterlimit="83231f" joinstyle="miter"/>
+                  <v:path arrowok="t" textboxrect="0,0,43507,43645"/>
                 </v:shape>
-                <v:shape id="Shape 25" style="position:absolute;width:1424;height:1430;left:2692;top:33910;" coordsize="142404,143070" path="m13224,0l51365,38267l45424,44036c44657,44805,44274,45960,44274,46921c44274,47883,44657,49036,45424,49805l92956,97303c93722,98072,94872,98457,95830,98457c96789,98457,97939,98072,98705,97303l104455,91342l142404,129610l137229,134801c132246,140186,124963,143070,117680,142494c106755,141724,96597,138262,87014,133455c82798,131148,78773,128648,74940,125763c51940,109418,32199,88841,16483,65189c12075,58843,8050,52113,4983,44997c2108,36921,0,28653,575,19999c767,14807,3066,10000,6900,6346c8433,4807,10733,2499,13224,0x">
-                  <v:stroke weight="0pt" endcap="flat" joinstyle="miter" miterlimit="10" on="false" color="#000000" opacity="0"/>
-                  <v:fill on="true" color="#000000"/>
+                <v:shape id="Shape 25" o:spid="_x0000_s1034" style="position:absolute;left:2692;top:33910;width:1424;height:1431;visibility:visible;mso-wrap-style:square;v-text-anchor:top" coordsize="142404,143070" o:gfxdata="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" path="m13224,l51365,38267r-5941,5769c44657,44805,44274,45960,44274,46921v,962,383,2115,1150,2884l92956,97303v766,769,1916,1154,2874,1154c96789,98457,97939,98072,98705,97303r5750,-5961l142404,129610r-5175,5191c132246,140186,124963,143070,117680,142494v-10925,-770,-21083,-4232,-30666,-9039c82798,131148,78773,128648,74940,125763,51940,109418,32199,88841,16483,65189,12075,58843,8050,52113,4983,44997,2108,36921,,28653,575,19999,767,14807,3066,10000,6900,6346,8433,4807,10733,2499,13224,xe" fillcolor="black" stroked="f" strokeweight="0">
+                  <v:stroke miterlimit="83231f" joinstyle="miter"/>
+                  <v:path arrowok="t" textboxrect="0,0,142404,143070"/>
                 </v:shape>
-                <v:shape id="Shape 26" style="position:absolute;width:435;height:438;left:3792;top:34710;" coordsize="43507,43844" path="m8816,0c11116,0,13225,963,14758,2501l41207,29037c42741,30576,43507,32691,43507,34999c43507,37306,42549,39422,41015,40960l38141,43844l0,5577l2875,2501c4408,962,6516,0,8816,0x">
-                  <v:stroke weight="0pt" endcap="flat" joinstyle="miter" miterlimit="10" on="false" color="#000000" opacity="0"/>
-                  <v:fill on="true" color="#000000"/>
+                <v:shape id="Shape 26" o:spid="_x0000_s1035" style="position:absolute;left:3792;top:34710;width:435;height:438;visibility:visible;mso-wrap-style:square;v-text-anchor:top" coordsize="43507,43844" o:gfxdata="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" path="m8816,v2300,,4409,963,5942,2501l41207,29037v1534,1539,2300,3654,2300,5962c43507,37306,42549,39422,41015,40960r-2874,2884l,5577,2875,2501c4408,962,6516,,8816,xe" fillcolor="black" stroked="f" strokeweight="0">
+                  <v:stroke miterlimit="83231f" joinstyle="miter"/>
+                  <v:path arrowok="t" textboxrect="0,0,43507,43844"/>
                 </v:shape>
-                <v:shape id="Picture 28" style="position:absolute;width:18616;height:1575;left:4044;top:33758;" filled="f">
-                  <v:imagedata r:id="rId18"/>
+                <v:shape id="Picture 28" o:spid="_x0000_s1036" type="#_x0000_t75" style="position:absolute;left:4044;top:33758;width:18616;height:1575;visibility:visible;mso-wrap-style:square" o:gfxdata="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">
+                  <v:imagedata r:id="rId18" o:title=""/>
                 </v:shape>
-                <v:shape id="Picture 34" style="position:absolute;width:1861;height:1868;left:2529;top:36393;" filled="f">
-                  <v:imagedata r:id="rId19"/>
+                <v:shape id="Picture 34" o:spid="_x0000_s1037" type="#_x0000_t75" style="position:absolute;left:2529;top:36393;width:1861;height:1868;visibility:visible;mso-wrap-style:square" o:gfxdata="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">
+                  <v:imagedata r:id="rId19" o:title=""/>
                 </v:shape>
-                <v:shape id="Picture 36" style="position:absolute;width:20120;height:1589;left:4044;top:36511;" filled="f">
-                  <v:imagedata r:id="rId20"/>
+                <v:shape id="Picture 36" o:spid="_x0000_s1038" type="#_x0000_t75" style="position:absolute;left:4044;top:36511;width:20120;height:1589;visibility:visible;mso-wrap-style:square" o:gfxdata="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">
+                  <v:imagedata r:id="rId20" o:title=""/>
                 </v:shape>
-                <v:shape id="Picture 40" style="position:absolute;width:1861;height:1867;left:2599;top:39231;" filled="f">
-                  <v:imagedata r:id="rId21"/>
+                <v:shape id="Picture 40" o:spid="_x0000_s1039" type="#_x0000_t75" style="position:absolute;left:2599;top:39231;width:1862;height:1868;visibility:visible;mso-wrap-style:square" o:gfxdata="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">
+                  <v:imagedata r:id="rId21" o:title=""/>
                 </v:shape>
-                <v:shape id="Picture 42" style="position:absolute;width:21327;height:1589;left:4114;top:39349;" filled="f">
-                  <v:imagedata r:id="rId22"/>
+                <v:shape id="Picture 42" o:spid="_x0000_s1040" type="#_x0000_t75" style="position:absolute;left:4114;top:39349;width:21328;height:1589;visibility:visible;mso-wrap-style:square" o:gfxdata="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">
+                  <v:imagedata r:id="rId22" o:title=""/>
                 </v:shape>
-                <v:shape id="Shape 2645" style="position:absolute;width:20722;height:91;left:2412;top:48055;" coordsize="2072277,9144" path="m0,0l2072277,0l2072277,9144l0,9144l0,0">
-                  <v:stroke weight="0pt" endcap="flat" joinstyle="miter" miterlimit="10" on="false" color="#000000" opacity="0"/>
-                  <v:fill on="true" color="#575758"/>
+                <v:shape id="Shape 2640" o:spid="_x0000_s1041" style="position:absolute;left:2412;top:48055;width:20723;height:91;visibility:visible;mso-wrap-style:square;v-text-anchor:top" coordsize="2072277,9144" o:gfxdata="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" path="m,l2072277,r,9144l,9144,,e" fillcolor="#575758" stroked="f" strokeweight="0">
+                  <v:stroke miterlimit="83231f" joinstyle="miter"/>
+                  <v:path arrowok="t" textboxrect="0,0,2072277,9144"/>
                 </v:shape>
-                <v:shape id="Shape 2646" style="position:absolute;width:20722;height:91;left:2412;top:74111;" coordsize="2072277,9144" path="m0,0l2072277,0l2072277,9144l0,9144l0,0">
-                  <v:stroke weight="0pt" endcap="flat" joinstyle="miter" miterlimit="10" on="false" color="#000000" opacity="0"/>
-                  <v:fill on="true" color="#575758"/>
+                <v:shape id="Shape 2641" o:spid="_x0000_s1042" style="position:absolute;left:2412;top:74111;width:20723;height:91;visibility:visible;mso-wrap-style:square;v-text-anchor:top" coordsize="2072277,9144" o:gfxdata="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" path="m,l2072277,r,9144l,9144,,e" fillcolor="#575758" stroked="f" strokeweight="0">
+                  <v:stroke miterlimit="83231f" joinstyle="miter"/>
+                  <v:path arrowok="t" textboxrect="0,0,2072277,9144"/>
                 </v:shape>
-                <v:shape id="Shape 2647" style="position:absolute;width:33919;height:91;left:27888;top:11284;" coordsize="3391911,9144" path="m0,0l3391911,0l3391911,9144l0,9144l0,0">
-                  <v:stroke weight="0pt" endcap="flat" joinstyle="miter" miterlimit="10" on="false" color="#000000" opacity="0"/>
-                  <v:fill on="true" color="#575758"/>
+                <v:shape id="Shape 2642" o:spid="_x0000_s1043" style="position:absolute;left:27888;top:8734;width:33919;height:91;visibility:visible;mso-wrap-style:square;v-text-anchor:top" coordsize="3391911,9144" o:gfxdata="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" path="m,l3391911,r,9144l,9144,,e" fillcolor="#575758" stroked="f" strokeweight="0">
+                  <v:stroke miterlimit="83231f" joinstyle="miter"/>
+                  <v:path arrowok="t" textboxrect="0,0,3391911,9144"/>
                 </v:shape>
-                <v:shape id="Shape 2648" style="position:absolute;width:33777;height:91;left:27888;top:67069;" coordsize="3377721,9144" path="m0,0l3377721,0l3377721,9144l0,9144l0,0">
-                  <v:stroke weight="0pt" endcap="flat" joinstyle="miter" miterlimit="10" on="false" color="#000000" opacity="0"/>
-                  <v:fill on="true" color="#575758"/>
+                <v:shape id="Shape 2643" o:spid="_x0000_s1044" style="position:absolute;left:27888;top:67069;width:33777;height:92;visibility:visible;mso-wrap-style:square;v-text-anchor:top" coordsize="3377721,9144" o:gfxdata="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" path="m,l3377721,r,9144l,9144,,e" fillcolor="#575758" stroked="f" strokeweight="0">
+                  <v:stroke miterlimit="83231f" joinstyle="miter"/>
+                  <v:path arrowok="t" textboxrect="0,0,3377721,9144"/>
                 </v:shape>
-                <v:shape id="Shape 2649" style="position:absolute;width:34273;height:91;left:27888;top:38758;" coordsize="3427386,9144" path="m0,0l3427386,0l3427386,9144l0,9144l0,0">
-                  <v:stroke weight="0pt" endcap="flat" joinstyle="miter" miterlimit="10" on="false" color="#000000" opacity="0"/>
-                  <v:fill on="true" color="#575758"/>
+                <v:shape id="Shape 2644" o:spid="_x0000_s1045" style="position:absolute;left:27391;top:34986;width:34274;height:91;visibility:visible;mso-wrap-style:square;v-text-anchor:top" coordsize="3427386,9144" o:gfxdata="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" path="m,l3427386,r,9144l,9144,,e" fillcolor="#575758" stroked="f" strokeweight="0">
+                  <v:stroke miterlimit="83231f" joinstyle="miter"/>
+                  <v:path arrowok="t" textboxrect="0,0,3427386,9144"/>
                 </v:shape>
               </v:group>
             </w:pict>
@@ -1595,6 +1255,410 @@
       <w:r>
         <w:rPr>
           <w:rFonts w:ascii="Century Gothic" w:eastAsia="Century Gothic" w:hAnsi="Century Gothic" w:cs="Century Gothic"/>
+          <w:b/>
+          <w:sz w:val="27"/>
+        </w:rPr>
+        <w:t xml:space="preserve"> </w:t>
+      </w:r>
+      <w:r>
+        <w:rPr>
+          <w:rFonts w:ascii="Arial" w:eastAsia="Arial" w:hAnsi="Arial" w:cs="Arial"/>
+          <w:b/>
+          <w:sz w:val="34"/>
+        </w:rPr>
+        <w:t xml:space="preserve"> </w:t>
+      </w:r>
+      <w:r>
+        <w:rPr>
+          <w:rFonts w:ascii="Arial" w:eastAsia="Arial" w:hAnsi="Arial" w:cs="Arial"/>
+          <w:b/>
+          <w:sz w:val="34"/>
+        </w:rPr>
+        <w:tab/>
+      </w:r>
+      <w:r>
+        <w:rPr>
+          <w:rFonts w:ascii="Century Gothic" w:eastAsia="Century Gothic" w:hAnsi="Century Gothic" w:cs="Century Gothic"/>
+          <w:b/>
+          <w:sz w:val="34"/>
+        </w:rPr>
+        <w:t xml:space="preserve"> </w:t>
+      </w:r>
+    </w:p>
+    <w:p>
+      <w:pPr>
+        <w:pStyle w:val="Heading1"/>
+        <w:spacing w:after="214"/>
+      </w:pPr>
+      <w:r>
+        <w:rPr>
+          <w:sz w:val="34"/>
+        </w:rPr>
+        <w:t>C</w:t>
+      </w:r>
+      <w:r>
+        <w:t>ONTACT</w:t>
+      </w:r>
+      <w:r>
+        <w:rPr>
+          <w:sz w:val="34"/>
+        </w:rPr>
+        <w:t xml:space="preserve"> </w:t>
+      </w:r>
+    </w:p>
+    <w:p>
+      <w:pPr>
+        <w:spacing w:after="656" w:line="407" w:lineRule="auto"/>
+        <w:ind w:left="771"/>
+      </w:pPr>
+      <w:r>
+        <w:rPr>
+          <w:rFonts w:ascii="Century Gothic" w:eastAsia="Century Gothic" w:hAnsi="Century Gothic" w:cs="Century Gothic"/>
+          <w:sz w:val="21"/>
+        </w:rPr>
+        <w:t xml:space="preserve">asnaaslam91@gmail.com </w:t>
+      </w:r>
+      <w:r>
+        <w:rPr>
+          <w:rFonts w:ascii="Century Gothic" w:eastAsia="Century Gothic" w:hAnsi="Century Gothic" w:cs="Century Gothic"/>
+          <w:sz w:val="21"/>
+        </w:rPr>
+        <w:t>+94 770710772 linkedin.com/in/asnaasl</w:t>
+      </w:r>
+      <w:r>
+        <w:rPr>
+          <w:rFonts w:ascii="Century Gothic" w:eastAsia="Century Gothic" w:hAnsi="Century Gothic" w:cs="Century Gothic"/>
+          <w:sz w:val="21"/>
+        </w:rPr>
+        <w:t>a</w:t>
+      </w:r>
+      <w:r>
+        <w:rPr>
+          <w:rFonts w:ascii="Century Gothic" w:eastAsia="Century Gothic" w:hAnsi="Century Gothic" w:cs="Century Gothic"/>
+          <w:sz w:val="21"/>
+        </w:rPr>
+        <w:t>m1</w:t>
+      </w:r>
+      <w:r>
+        <w:rPr>
+          <w:rFonts w:ascii="Century Gothic" w:eastAsia="Century Gothic" w:hAnsi="Century Gothic" w:cs="Century Gothic"/>
+          <w:sz w:val="21"/>
+        </w:rPr>
+        <w:t xml:space="preserve"> </w:t>
+      </w:r>
+      <w:r>
+        <w:rPr>
+          <w:rFonts w:ascii="Century Gothic" w:eastAsia="Century Gothic" w:hAnsi="Century Gothic" w:cs="Century Gothic"/>
+          <w:sz w:val="21"/>
+        </w:rPr>
+        <w:t xml:space="preserve">github.com/asnaaslam1 </w:t>
+      </w:r>
+    </w:p>
+    <w:p>
+      <w:pPr>
+        <w:pStyle w:val="Heading1"/>
+      </w:pPr>
+      <w:r>
+        <w:rPr>
+          <w:sz w:val="34"/>
+        </w:rPr>
+        <w:t>S</w:t>
+      </w:r>
+      <w:r>
+        <w:t>KILLS</w:t>
+      </w:r>
+      <w:r>
+        <w:rPr>
+          <w:sz w:val="34"/>
+        </w:rPr>
+        <w:t xml:space="preserve"> </w:t>
+      </w:r>
+    </w:p>
+    <w:p>
+      <w:pPr>
+        <w:numPr>
+          <w:ilvl w:val="0"/>
+          <w:numId w:val="1"/>
+        </w:numPr>
+        <w:spacing w:after="114"/>
+        <w:ind w:left="728" w:hanging="336"/>
+      </w:pPr>
+      <w:r>
+        <w:rPr>
+          <w:rFonts w:ascii="Century Gothic" w:eastAsia="Century Gothic" w:hAnsi="Century Gothic" w:cs="Century Gothic"/>
+          <w:sz w:val="21"/>
+        </w:rPr>
+        <w:t xml:space="preserve">Web Development </w:t>
+      </w:r>
+    </w:p>
+    <w:p>
+      <w:pPr>
+        <w:numPr>
+          <w:ilvl w:val="0"/>
+          <w:numId w:val="1"/>
+        </w:numPr>
+        <w:spacing w:after="114"/>
+        <w:ind w:left="728" w:hanging="336"/>
+      </w:pPr>
+      <w:r>
+        <w:rPr>
+          <w:rFonts w:ascii="Century Gothic" w:eastAsia="Century Gothic" w:hAnsi="Century Gothic" w:cs="Century Gothic"/>
+          <w:sz w:val="21"/>
+        </w:rPr>
+        <w:t xml:space="preserve">Databases </w:t>
+      </w:r>
+    </w:p>
+    <w:p>
+      <w:pPr>
+        <w:numPr>
+          <w:ilvl w:val="0"/>
+          <w:numId w:val="1"/>
+        </w:numPr>
+        <w:spacing w:after="114"/>
+        <w:ind w:left="728" w:hanging="336"/>
+      </w:pPr>
+      <w:r>
+        <w:rPr>
+          <w:rFonts w:ascii="Century Gothic" w:eastAsia="Century Gothic" w:hAnsi="Century Gothic" w:cs="Century Gothic"/>
+          <w:sz w:val="21"/>
+        </w:rPr>
+        <w:t xml:space="preserve">Programming Languages </w:t>
+      </w:r>
+    </w:p>
+    <w:p>
+      <w:pPr>
+        <w:numPr>
+          <w:ilvl w:val="0"/>
+          <w:numId w:val="1"/>
+        </w:numPr>
+        <w:spacing w:after="114"/>
+        <w:ind w:left="728" w:hanging="336"/>
+      </w:pPr>
+      <w:r>
+        <w:rPr>
+          <w:rFonts w:ascii="Century Gothic" w:eastAsia="Century Gothic" w:hAnsi="Century Gothic" w:cs="Century Gothic"/>
+          <w:sz w:val="21"/>
+        </w:rPr>
+        <w:t xml:space="preserve">UI UX Design </w:t>
+      </w:r>
+    </w:p>
+    <w:p>
+      <w:pPr>
+        <w:numPr>
+          <w:ilvl w:val="0"/>
+          <w:numId w:val="1"/>
+        </w:numPr>
+        <w:spacing w:after="114"/>
+        <w:ind w:left="728" w:hanging="336"/>
+      </w:pPr>
+      <w:r>
+        <w:rPr>
+          <w:rFonts w:ascii="Century Gothic" w:eastAsia="Century Gothic" w:hAnsi="Century Gothic" w:cs="Century Gothic"/>
+          <w:sz w:val="21"/>
+        </w:rPr>
+        <w:t xml:space="preserve">Graphic Design </w:t>
+      </w:r>
+    </w:p>
+    <w:p>
+      <w:pPr>
+        <w:numPr>
+          <w:ilvl w:val="0"/>
+          <w:numId w:val="1"/>
+        </w:numPr>
+        <w:spacing w:after="114"/>
+        <w:ind w:left="728" w:hanging="336"/>
+      </w:pPr>
+      <w:r>
+        <w:rPr>
+          <w:rFonts w:ascii="Century Gothic" w:eastAsia="Century Gothic" w:hAnsi="Century Gothic" w:cs="Century Gothic"/>
+          <w:sz w:val="21"/>
+        </w:rPr>
+        <w:t xml:space="preserve">Lecturing </w:t>
+      </w:r>
+    </w:p>
+    <w:p>
+      <w:pPr>
+        <w:numPr>
+          <w:ilvl w:val="0"/>
+          <w:numId w:val="1"/>
+        </w:numPr>
+        <w:spacing w:after="653" w:line="362" w:lineRule="auto"/>
+        <w:ind w:left="728" w:hanging="336"/>
+      </w:pPr>
+      <w:r>
+        <w:rPr>
+          <w:rFonts w:ascii="Century Gothic" w:eastAsia="Century Gothic" w:hAnsi="Century Gothic" w:cs="Century Gothic"/>
+          <w:sz w:val="21"/>
+        </w:rPr>
+        <w:t xml:space="preserve">Microsoft Office </w:t>
+      </w:r>
+      <w:r>
+        <w:rPr>
+          <w:rFonts w:ascii="Wingdings" w:eastAsia="Wingdings" w:hAnsi="Wingdings" w:cs="Wingdings"/>
+          <w:sz w:val="21"/>
+        </w:rPr>
+        <w:t>❖</w:t>
+      </w:r>
+      <w:r>
+        <w:rPr>
+          <w:rFonts w:ascii="Arial" w:eastAsia="Arial" w:hAnsi="Arial" w:cs="Arial"/>
+          <w:sz w:val="21"/>
+        </w:rPr>
+        <w:t xml:space="preserve"> </w:t>
+      </w:r>
+      <w:r>
+        <w:rPr>
+          <w:rFonts w:ascii="Century Gothic" w:eastAsia="Century Gothic" w:hAnsi="Century Gothic" w:cs="Century Gothic"/>
+          <w:sz w:val="21"/>
+        </w:rPr>
+        <w:t xml:space="preserve">Presentation skills </w:t>
+      </w:r>
+    </w:p>
+    <w:p>
+      <w:pPr>
+        <w:pStyle w:val="Heading1"/>
+      </w:pPr>
+      <w:r>
+        <w:rPr>
+          <w:sz w:val="34"/>
+        </w:rPr>
+        <w:t>L</w:t>
+      </w:r>
+      <w:r>
+        <w:t>ANGUAGES</w:t>
+      </w:r>
+      <w:r>
+        <w:rPr>
+          <w:sz w:val="34"/>
+        </w:rPr>
+        <w:t xml:space="preserve"> </w:t>
+      </w:r>
+    </w:p>
+    <w:p>
+      <w:pPr>
+        <w:numPr>
+          <w:ilvl w:val="0"/>
+          <w:numId w:val="2"/>
+        </w:numPr>
+        <w:spacing w:after="114"/>
+        <w:ind w:left="728" w:hanging="336"/>
+      </w:pPr>
+      <w:r>
+        <w:rPr>
+          <w:rFonts w:ascii="Century Gothic" w:eastAsia="Century Gothic" w:hAnsi="Century Gothic" w:cs="Century Gothic"/>
+          <w:sz w:val="21"/>
+        </w:rPr>
+        <w:t>E</w:t>
+      </w:r>
+      <w:r>
+        <w:rPr>
+          <w:rFonts w:ascii="Century Gothic" w:eastAsia="Century Gothic" w:hAnsi="Century Gothic" w:cs="Century Gothic"/>
+          <w:sz w:val="21"/>
+        </w:rPr>
+        <w:t xml:space="preserve">nglish </w:t>
+      </w:r>
+    </w:p>
+    <w:p>
+      <w:pPr>
+        <w:numPr>
+          <w:ilvl w:val="0"/>
+          <w:numId w:val="2"/>
+        </w:numPr>
+        <w:spacing w:after="114"/>
+        <w:ind w:left="728" w:hanging="336"/>
+      </w:pPr>
+      <w:r>
+        <w:rPr>
+          <w:rFonts w:ascii="Century Gothic" w:eastAsia="Century Gothic" w:hAnsi="Century Gothic" w:cs="Century Gothic"/>
+          <w:sz w:val="21"/>
+        </w:rPr>
+        <w:t xml:space="preserve">Tamil </w:t>
+      </w:r>
+    </w:p>
+    <w:p>
+      <w:pPr>
+        <w:numPr>
+          <w:ilvl w:val="0"/>
+          <w:numId w:val="2"/>
+        </w:numPr>
+        <w:spacing w:after="114"/>
+        <w:ind w:left="728" w:hanging="336"/>
+      </w:pPr>
+      <w:r>
+        <w:rPr>
+          <w:rFonts w:ascii="Century Gothic" w:eastAsia="Century Gothic" w:hAnsi="Century Gothic" w:cs="Century Gothic"/>
+          <w:sz w:val="21"/>
+        </w:rPr>
+        <w:t xml:space="preserve">Sinhala </w:t>
+      </w:r>
+    </w:p>
+    <w:p>
+      <w:pPr>
+        <w:numPr>
+          <w:ilvl w:val="0"/>
+          <w:numId w:val="2"/>
+        </w:numPr>
+        <w:spacing w:after="114"/>
+        <w:ind w:left="728" w:hanging="336"/>
+      </w:pPr>
+      <w:r>
+        <w:rPr>
+          <w:rFonts w:ascii="Century Gothic" w:eastAsia="Century Gothic" w:hAnsi="Century Gothic" w:cs="Century Gothic"/>
+          <w:sz w:val="21"/>
+        </w:rPr>
+        <w:t xml:space="preserve">Arabic </w:t>
+      </w:r>
+    </w:p>
+    <w:p>
+      <w:pPr>
+        <w:spacing w:after="289"/>
+        <w:ind w:left="2"/>
+      </w:pPr>
+      <w:r>
+        <w:rPr>
+          <w:rFonts w:ascii="Century Gothic" w:eastAsia="Century Gothic" w:hAnsi="Century Gothic" w:cs="Century Gothic"/>
+          <w:sz w:val="52"/>
+        </w:rPr>
+        <w:t>Fathima Asna Aslam</w:t>
+      </w:r>
+      <w:r>
+        <w:rPr>
+          <w:rFonts w:ascii="Century Gothic" w:eastAsia="Century Gothic" w:hAnsi="Century Gothic" w:cs="Century Gothic"/>
+          <w:sz w:val="19"/>
+        </w:rPr>
+        <w:t xml:space="preserve"> </w:t>
+      </w:r>
+    </w:p>
+    <w:p>
+      <w:pPr>
+        <w:pStyle w:val="Heading1"/>
+        <w:ind w:left="-5"/>
+      </w:pPr>
+      <w:r>
+        <w:rPr>
+          <w:sz w:val="34"/>
+        </w:rPr>
+        <w:t>P</w:t>
+      </w:r>
+      <w:r>
+        <w:t>ROFILE</w:t>
+      </w:r>
+      <w:r>
+        <w:rPr>
+          <w:sz w:val="34"/>
+        </w:rPr>
+        <w:t xml:space="preserve"> </w:t>
+      </w:r>
+    </w:p>
+    <w:p>
+      <w:pPr>
+        <w:spacing w:after="639" w:line="257" w:lineRule="auto"/>
+        <w:ind w:right="47"/>
+        <w:jc w:val="both"/>
+      </w:pPr>
+      <w:r>
+        <w:rPr>
+          <w:rFonts w:ascii="Century Gothic" w:eastAsia="Century Gothic" w:hAnsi="Century Gothic" w:cs="Century Gothic"/>
           <w:sz w:val="21"/>
         </w:rPr>
         <w:t xml:space="preserve">I’m </w:t>
@@ -1604,7 +1668,42 @@
           <w:rFonts w:ascii="Century Gothic" w:eastAsia="Century Gothic" w:hAnsi="Century Gothic" w:cs="Century Gothic"/>
           <w:sz w:val="21"/>
         </w:rPr>
-        <w:t>an enthusiastic IT student passionate about turning ideas into innovative, user-focused solutions. I apply software engineering best practices like clean code, version control, agile methods, and test-driven development to build efficient systems. With ski</w:t>
+        <w:t xml:space="preserve">an enthusiastic IT student passionate about turning </w:t>
+      </w:r>
+      <w:r>
+        <w:rPr>
+          <w:rFonts w:ascii="Century Gothic" w:eastAsia="Century Gothic" w:hAnsi="Century Gothic" w:cs="Century Gothic"/>
+          <w:sz w:val="21"/>
+        </w:rPr>
+        <w:t>ideas</w:t>
+      </w:r>
+      <w:r>
+        <w:rPr>
+          <w:rFonts w:ascii="Century Gothic" w:eastAsia="Century Gothic" w:hAnsi="Century Gothic" w:cs="Century Gothic"/>
+          <w:sz w:val="21"/>
+        </w:rPr>
+        <w:t xml:space="preserve"> </w:t>
+      </w:r>
+      <w:r>
+        <w:rPr>
+          <w:rFonts w:ascii="Century Gothic" w:eastAsia="Century Gothic" w:hAnsi="Century Gothic" w:cs="Century Gothic"/>
+          <w:sz w:val="21"/>
+        </w:rPr>
+        <w:t>into innovative</w:t>
+      </w:r>
+      <w:r>
+        <w:rPr>
+          <w:rFonts w:ascii="Century Gothic" w:eastAsia="Century Gothic" w:hAnsi="Century Gothic" w:cs="Century Gothic"/>
+          <w:sz w:val="21"/>
+        </w:rPr>
+        <w:t xml:space="preserve">, </w:t>
+      </w:r>
+      <w:r>
+        <w:rPr>
+          <w:rFonts w:ascii="Century Gothic" w:eastAsia="Century Gothic" w:hAnsi="Century Gothic" w:cs="Century Gothic"/>
+          <w:sz w:val="21"/>
+        </w:rPr>
+        <w:t>user-focused solutions. I apply software engineering best practices like clean code, version control, agile methods, and test-driven development to build efficient systems. With ski</w:t>
       </w:r>
       <w:r>
         <w:rPr>
@@ -1619,6 +1718,453 @@
           <w:sz w:val="21"/>
         </w:rPr>
         <w:t xml:space="preserve">nd design to make a meaningful impact. </w:t>
+      </w:r>
+    </w:p>
+    <w:p>
+      <w:pPr>
+        <w:pStyle w:val="Heading1"/>
+        <w:spacing w:after="94"/>
+        <w:ind w:left="0" w:firstLine="0"/>
+      </w:pPr>
+      <w:r>
+        <w:rPr>
+          <w:sz w:val="34"/>
+        </w:rPr>
+        <w:t>E</w:t>
+      </w:r>
+      <w:r>
+        <w:t>DUCATION</w:t>
+      </w:r>
+      <w:r>
+        <w:rPr>
+          <w:sz w:val="34"/>
+        </w:rPr>
+        <w:t xml:space="preserve"> </w:t>
+      </w:r>
+    </w:p>
+    <w:p>
+      <w:pPr>
+        <w:spacing w:after="9"/>
+        <w:ind w:left="-5" w:hanging="10"/>
+        <w:rPr>
+          <w:rFonts w:ascii="Century Gothic" w:eastAsia="Century Gothic" w:hAnsi="Century Gothic" w:cs="Century Gothic"/>
+          <w:b/>
+          <w:sz w:val="21"/>
+        </w:rPr>
+      </w:pPr>
+    </w:p>
+    <w:p>
+      <w:pPr>
+        <w:spacing w:after="9"/>
+        <w:ind w:left="-5" w:hanging="10"/>
+      </w:pPr>
+      <w:bookmarkStart w:id="0" w:name="_GoBack"/>
+      <w:bookmarkEnd w:id="0"/>
+      <w:r>
+        <w:rPr>
+          <w:rFonts w:ascii="Century Gothic" w:eastAsia="Century Gothic" w:hAnsi="Century Gothic" w:cs="Century Gothic"/>
+          <w:b/>
+          <w:sz w:val="21"/>
+        </w:rPr>
+        <w:t>BSc (Hons) Computer Science in Software Engineering</w:t>
+      </w:r>
+      <w:r>
+        <w:rPr>
+          <w:rFonts w:ascii="Century Gothic" w:eastAsia="Century Gothic" w:hAnsi="Century Gothic" w:cs="Century Gothic"/>
+          <w:b/>
+          <w:sz w:val="21"/>
+        </w:rPr>
+        <w:t xml:space="preserve">  (Reading) </w:t>
+      </w:r>
+    </w:p>
+    <w:p>
+      <w:pPr>
+        <w:spacing w:after="114"/>
+        <w:ind w:left="10" w:hanging="10"/>
+      </w:pPr>
+      <w:r>
+        <w:rPr>
+          <w:rFonts w:ascii="Century Gothic" w:eastAsia="Century Gothic" w:hAnsi="Century Gothic" w:cs="Century Gothic"/>
+          <w:sz w:val="21"/>
+        </w:rPr>
+        <w:t>ESOFT Uni</w:t>
+      </w:r>
+      <w:r>
+        <w:rPr>
+          <w:rFonts w:ascii="Century Gothic" w:eastAsia="Century Gothic" w:hAnsi="Century Gothic" w:cs="Century Gothic"/>
+          <w:sz w:val="21"/>
+        </w:rPr>
+        <w:t xml:space="preserve">                             </w:t>
+      </w:r>
+      <w:r>
+        <w:rPr>
+          <w:rFonts w:ascii="Century Gothic" w:eastAsia="Century Gothic" w:hAnsi="Century Gothic" w:cs="Century Gothic"/>
+          <w:sz w:val="21"/>
+        </w:rPr>
+        <w:t xml:space="preserve">                  </w:t>
+      </w:r>
+      <w:r>
+        <w:rPr>
+          <w:rFonts w:ascii="Century Gothic" w:eastAsia="Century Gothic" w:hAnsi="Century Gothic" w:cs="Century Gothic"/>
+          <w:sz w:val="21"/>
+        </w:rPr>
+        <w:t xml:space="preserve"> </w:t>
+      </w:r>
+      <w:r>
+        <w:rPr>
+          <w:rFonts w:ascii="Century Gothic" w:eastAsia="Century Gothic" w:hAnsi="Century Gothic" w:cs="Century Gothic"/>
+          <w:sz w:val="17"/>
+        </w:rPr>
+        <w:t xml:space="preserve">2026 </w:t>
+      </w:r>
+      <w:r>
+        <w:rPr>
+          <w:rFonts w:ascii="Century Gothic" w:eastAsia="Century Gothic" w:hAnsi="Century Gothic" w:cs="Century Gothic"/>
+          <w:sz w:val="17"/>
+        </w:rPr>
+        <w:t xml:space="preserve">- </w:t>
+      </w:r>
+      <w:proofErr w:type="spellStart"/>
+      <w:r>
+        <w:rPr>
+          <w:rFonts w:ascii="Century Gothic" w:eastAsia="Century Gothic" w:hAnsi="Century Gothic" w:cs="Century Gothic"/>
+          <w:sz w:val="17"/>
+        </w:rPr>
+        <w:t>Presnt</w:t>
+      </w:r>
+      <w:proofErr w:type="spellEnd"/>
+    </w:p>
+    <w:p>
+      <w:pPr>
+        <w:spacing w:after="9"/>
+      </w:pPr>
+      <w:r>
+        <w:rPr>
+          <w:rFonts w:ascii="Century Gothic" w:eastAsia="Century Gothic" w:hAnsi="Century Gothic" w:cs="Century Gothic"/>
+          <w:b/>
+          <w:sz w:val="21"/>
+        </w:rPr>
+        <w:t>H</w:t>
+      </w:r>
+      <w:r>
+        <w:rPr>
+          <w:rFonts w:ascii="Century Gothic" w:eastAsia="Century Gothic" w:hAnsi="Century Gothic" w:cs="Century Gothic"/>
+          <w:b/>
+          <w:sz w:val="21"/>
+        </w:rPr>
+        <w:t xml:space="preserve">ND in Computing Software Engineering </w:t>
+      </w:r>
+    </w:p>
+    <w:p>
+      <w:pPr>
+        <w:spacing w:after="114"/>
+        <w:ind w:left="10" w:hanging="10"/>
+      </w:pPr>
+      <w:r>
+        <w:rPr>
+          <w:rFonts w:ascii="Century Gothic" w:eastAsia="Century Gothic" w:hAnsi="Century Gothic" w:cs="Century Gothic"/>
+          <w:sz w:val="21"/>
+        </w:rPr>
+        <w:t xml:space="preserve">ESOFT Uni                                                </w:t>
+      </w:r>
+      <w:r>
+        <w:rPr>
+          <w:rFonts w:ascii="Century Gothic" w:eastAsia="Century Gothic" w:hAnsi="Century Gothic" w:cs="Century Gothic"/>
+          <w:sz w:val="17"/>
+        </w:rPr>
+        <w:t xml:space="preserve">Sep 2024 </w:t>
+      </w:r>
+      <w:r>
+        <w:rPr>
+          <w:rFonts w:ascii="Century Gothic" w:eastAsia="Century Gothic" w:hAnsi="Century Gothic" w:cs="Century Gothic"/>
+          <w:sz w:val="26"/>
+          <w:vertAlign w:val="subscript"/>
+        </w:rPr>
+        <w:t>–</w:t>
+      </w:r>
+      <w:r>
+        <w:rPr>
+          <w:rFonts w:ascii="Century Gothic" w:eastAsia="Century Gothic" w:hAnsi="Century Gothic" w:cs="Century Gothic"/>
+          <w:sz w:val="17"/>
+        </w:rPr>
+        <w:t xml:space="preserve"> </w:t>
+      </w:r>
+      <w:r>
+        <w:rPr>
+          <w:rFonts w:ascii="Century Gothic" w:eastAsia="Century Gothic" w:hAnsi="Century Gothic" w:cs="Century Gothic"/>
+          <w:sz w:val="17"/>
+        </w:rPr>
+        <w:t>Sep</w:t>
+      </w:r>
+      <w:r>
+        <w:rPr>
+          <w:rFonts w:ascii="Century Gothic" w:eastAsia="Century Gothic" w:hAnsi="Century Gothic" w:cs="Century Gothic"/>
+          <w:sz w:val="17"/>
+        </w:rPr>
+        <w:t xml:space="preserve"> 2026 </w:t>
+      </w:r>
+    </w:p>
+    <w:p>
+      <w:pPr>
+        <w:spacing w:after="9"/>
+        <w:ind w:left="-5" w:hanging="10"/>
+      </w:pPr>
+      <w:r>
+        <w:rPr>
+          <w:rFonts w:ascii="Century Gothic" w:eastAsia="Century Gothic" w:hAnsi="Century Gothic" w:cs="Century Gothic"/>
+          <w:b/>
+          <w:sz w:val="21"/>
+        </w:rPr>
+        <w:t xml:space="preserve">Diploma in Information Technology </w:t>
+      </w:r>
+    </w:p>
+    <w:p>
+      <w:pPr>
+        <w:spacing w:after="114"/>
+        <w:ind w:left="10" w:hanging="10"/>
+      </w:pPr>
+      <w:proofErr w:type="spellStart"/>
+      <w:r>
+        <w:rPr>
+          <w:rFonts w:ascii="Century Gothic" w:eastAsia="Century Gothic" w:hAnsi="Century Gothic" w:cs="Century Gothic"/>
+          <w:sz w:val="21"/>
+        </w:rPr>
+        <w:t>Esoft</w:t>
+      </w:r>
+      <w:proofErr w:type="spellEnd"/>
+      <w:r>
+        <w:rPr>
+          <w:rFonts w:ascii="Century Gothic" w:eastAsia="Century Gothic" w:hAnsi="Century Gothic" w:cs="Century Gothic"/>
+          <w:sz w:val="21"/>
+        </w:rPr>
+        <w:t xml:space="preserve"> Metro Campus</w:t>
+      </w:r>
+      <w:r>
+        <w:rPr>
+          <w:rFonts w:ascii="Century Gothic" w:eastAsia="Century Gothic" w:hAnsi="Century Gothic" w:cs="Century Gothic"/>
+          <w:sz w:val="21"/>
+        </w:rPr>
+        <w:t xml:space="preserve">                             </w:t>
+      </w:r>
+      <w:r>
+        <w:rPr>
+          <w:rFonts w:ascii="Century Gothic" w:eastAsia="Century Gothic" w:hAnsi="Century Gothic" w:cs="Century Gothic"/>
+          <w:sz w:val="17"/>
+        </w:rPr>
+        <w:t xml:space="preserve">Jan 2024 </w:t>
+      </w:r>
+      <w:r>
+        <w:rPr>
+          <w:rFonts w:ascii="Century Gothic" w:eastAsia="Century Gothic" w:hAnsi="Century Gothic" w:cs="Century Gothic"/>
+          <w:sz w:val="26"/>
+          <w:vertAlign w:val="subscript"/>
+        </w:rPr>
+        <w:t>–</w:t>
+      </w:r>
+      <w:r>
+        <w:rPr>
+          <w:rFonts w:ascii="Century Gothic" w:eastAsia="Century Gothic" w:hAnsi="Century Gothic" w:cs="Century Gothic"/>
+          <w:sz w:val="17"/>
+        </w:rPr>
+        <w:t xml:space="preserve"> Dec 2024 </w:t>
+      </w:r>
+    </w:p>
+    <w:p>
+      <w:pPr>
+        <w:spacing w:after="9"/>
+        <w:ind w:left="-5" w:hanging="10"/>
+      </w:pPr>
+      <w:r>
+        <w:rPr>
+          <w:rFonts w:ascii="Century Gothic" w:eastAsia="Century Gothic" w:hAnsi="Century Gothic" w:cs="Century Gothic"/>
+          <w:b/>
+          <w:sz w:val="21"/>
+        </w:rPr>
+        <w:t xml:space="preserve">Diploma in English </w:t>
+      </w:r>
+    </w:p>
+    <w:p>
+      <w:pPr>
+        <w:spacing w:after="114"/>
+        <w:ind w:left="10" w:hanging="10"/>
+      </w:pPr>
+      <w:proofErr w:type="spellStart"/>
+      <w:r>
+        <w:rPr>
+          <w:rFonts w:ascii="Century Gothic" w:eastAsia="Century Gothic" w:hAnsi="Century Gothic" w:cs="Century Gothic"/>
+          <w:sz w:val="21"/>
+        </w:rPr>
+        <w:t>Esoft</w:t>
+      </w:r>
+      <w:proofErr w:type="spellEnd"/>
+      <w:r>
+        <w:rPr>
+          <w:rFonts w:ascii="Century Gothic" w:eastAsia="Century Gothic" w:hAnsi="Century Gothic" w:cs="Century Gothic"/>
+          <w:sz w:val="21"/>
+        </w:rPr>
+        <w:t xml:space="preserve"> Metro Campus                             </w:t>
+      </w:r>
+      <w:r>
+        <w:rPr>
+          <w:rFonts w:ascii="Century Gothic" w:eastAsia="Century Gothic" w:hAnsi="Century Gothic" w:cs="Century Gothic"/>
+          <w:sz w:val="17"/>
+        </w:rPr>
+        <w:t xml:space="preserve">Jan 2024 </w:t>
+      </w:r>
+      <w:r>
+        <w:rPr>
+          <w:rFonts w:ascii="Century Gothic" w:eastAsia="Century Gothic" w:hAnsi="Century Gothic" w:cs="Century Gothic"/>
+          <w:sz w:val="26"/>
+          <w:vertAlign w:val="subscript"/>
+        </w:rPr>
+        <w:t>–</w:t>
+      </w:r>
+      <w:r>
+        <w:rPr>
+          <w:rFonts w:ascii="Century Gothic" w:eastAsia="Century Gothic" w:hAnsi="Century Gothic" w:cs="Century Gothic"/>
+          <w:sz w:val="17"/>
+        </w:rPr>
+        <w:t xml:space="preserve"> Aug 2024 </w:t>
+      </w:r>
+    </w:p>
+    <w:p>
+      <w:pPr>
+        <w:spacing w:after="9"/>
+        <w:ind w:left="-5" w:hanging="10"/>
+      </w:pPr>
+      <w:r>
+        <w:rPr>
+          <w:rFonts w:ascii="Century Gothic" w:eastAsia="Century Gothic" w:hAnsi="Century Gothic" w:cs="Century Gothic"/>
+          <w:b/>
+          <w:sz w:val="21"/>
+        </w:rPr>
+        <w:t xml:space="preserve">Graphic Designing </w:t>
+      </w:r>
+    </w:p>
+    <w:p>
+      <w:pPr>
+        <w:spacing w:after="119"/>
+        <w:ind w:left="-5" w:hanging="10"/>
+        <w:jc w:val="both"/>
+      </w:pPr>
+      <w:proofErr w:type="spellStart"/>
+      <w:r>
+        <w:rPr>
+          <w:rFonts w:ascii="Century Gothic" w:eastAsia="Century Gothic" w:hAnsi="Century Gothic" w:cs="Century Gothic"/>
+          <w:sz w:val="21"/>
+        </w:rPr>
+        <w:t>Studyz</w:t>
+      </w:r>
+      <w:proofErr w:type="spellEnd"/>
+      <w:r>
+        <w:rPr>
+          <w:rFonts w:ascii="Century Gothic" w:eastAsia="Century Gothic" w:hAnsi="Century Gothic" w:cs="Century Gothic"/>
+          <w:sz w:val="21"/>
+        </w:rPr>
+        <w:t xml:space="preserve"> Academy                                   </w:t>
+      </w:r>
+      <w:r>
+        <w:rPr>
+          <w:rFonts w:ascii="Century Gothic" w:eastAsia="Century Gothic" w:hAnsi="Century Gothic" w:cs="Century Gothic"/>
+          <w:sz w:val="17"/>
+        </w:rPr>
+        <w:t xml:space="preserve">Sep 2024 </w:t>
+      </w:r>
+      <w:r>
+        <w:rPr>
+          <w:rFonts w:ascii="Century Gothic" w:eastAsia="Century Gothic" w:hAnsi="Century Gothic" w:cs="Century Gothic"/>
+          <w:sz w:val="26"/>
+          <w:vertAlign w:val="subscript"/>
+        </w:rPr>
+        <w:t>–</w:t>
+      </w:r>
+      <w:r>
+        <w:rPr>
+          <w:rFonts w:ascii="Century Gothic" w:eastAsia="Century Gothic" w:hAnsi="Century Gothic" w:cs="Century Gothic"/>
+          <w:sz w:val="17"/>
+        </w:rPr>
+        <w:t xml:space="preserve"> Dec 2024 </w:t>
+      </w:r>
+    </w:p>
+    <w:p>
+      <w:pPr>
+        <w:spacing w:after="9"/>
+        <w:ind w:left="-5" w:hanging="10"/>
+      </w:pPr>
+      <w:r>
+        <w:rPr>
+          <w:rFonts w:ascii="Century Gothic" w:eastAsia="Century Gothic" w:hAnsi="Century Gothic" w:cs="Century Gothic"/>
+          <w:b/>
+          <w:sz w:val="21"/>
+        </w:rPr>
+        <w:t>G.C.E A/L physical science st</w:t>
+      </w:r>
+      <w:r>
+        <w:rPr>
+          <w:rFonts w:ascii="Century Gothic" w:eastAsia="Century Gothic" w:hAnsi="Century Gothic" w:cs="Century Gothic"/>
+          <w:b/>
+          <w:sz w:val="21"/>
+        </w:rPr>
+        <w:t xml:space="preserve">ream </w:t>
+      </w:r>
+    </w:p>
+    <w:p>
+      <w:pPr>
+        <w:spacing w:after="460"/>
+        <w:ind w:left="10" w:hanging="10"/>
+      </w:pPr>
+      <w:r>
+        <w:rPr>
+          <w:rFonts w:ascii="Century Gothic" w:eastAsia="Century Gothic" w:hAnsi="Century Gothic" w:cs="Century Gothic"/>
+          <w:sz w:val="21"/>
+        </w:rPr>
+        <w:t>KU/</w:t>
+      </w:r>
+      <w:proofErr w:type="spellStart"/>
+      <w:r>
+        <w:rPr>
+          <w:rFonts w:ascii="Century Gothic" w:eastAsia="Century Gothic" w:hAnsi="Century Gothic" w:cs="Century Gothic"/>
+          <w:sz w:val="21"/>
+        </w:rPr>
+        <w:t>Giri</w:t>
+      </w:r>
+      <w:proofErr w:type="spellEnd"/>
+      <w:r>
+        <w:rPr>
+          <w:rFonts w:ascii="Century Gothic" w:eastAsia="Century Gothic" w:hAnsi="Century Gothic" w:cs="Century Gothic"/>
+          <w:sz w:val="21"/>
+        </w:rPr>
+        <w:t xml:space="preserve"> </w:t>
+      </w:r>
+      <w:proofErr w:type="spellStart"/>
+      <w:r>
+        <w:rPr>
+          <w:rFonts w:ascii="Century Gothic" w:eastAsia="Century Gothic" w:hAnsi="Century Gothic" w:cs="Century Gothic"/>
+          <w:sz w:val="21"/>
+        </w:rPr>
+        <w:t>Madeena</w:t>
+      </w:r>
+      <w:proofErr w:type="spellEnd"/>
+      <w:r>
+        <w:rPr>
+          <w:rFonts w:ascii="Century Gothic" w:eastAsia="Century Gothic" w:hAnsi="Century Gothic" w:cs="Century Gothic"/>
+          <w:sz w:val="21"/>
+        </w:rPr>
+        <w:t xml:space="preserve"> National School      </w:t>
+      </w:r>
+      <w:r>
+        <w:rPr>
+          <w:rFonts w:ascii="Century Gothic" w:eastAsia="Century Gothic" w:hAnsi="Century Gothic" w:cs="Century Gothic"/>
+          <w:sz w:val="17"/>
+        </w:rPr>
+        <w:t>2026 - Present</w:t>
+      </w:r>
+      <w:r>
+        <w:rPr>
+          <w:rFonts w:ascii="Century Gothic" w:eastAsia="Century Gothic" w:hAnsi="Century Gothic" w:cs="Century Gothic"/>
+          <w:sz w:val="17"/>
+        </w:rPr>
+        <w:t xml:space="preserve"> </w:t>
       </w:r>
     </w:p>
     <w:p>
@@ -1631,328 +2177,54 @@
         <w:rPr>
           <w:sz w:val="34"/>
         </w:rPr>
+        <w:t>W</w:t>
+      </w:r>
+      <w:r>
+        <w:t xml:space="preserve">ORK </w:t>
+      </w:r>
+      <w:r>
+        <w:rPr>
+          <w:sz w:val="34"/>
+        </w:rPr>
         <w:t>E</w:t>
       </w:r>
       <w:r>
-        <w:t>DUCATION</w:t>
+        <w:t>XPERIENCE</w:t>
       </w:r>
       <w:r>
         <w:rPr>
           <w:sz w:val="34"/>
         </w:rPr>
         <w:t xml:space="preserve"> </w:t>
-      </w:r>
-    </w:p>
-    <w:p>
-      <w:pPr>
-        <w:spacing w:after="9"/>
-        <w:ind w:left="-5" w:hanging="10"/>
-      </w:pPr>
-      <w:r>
-        <w:rPr>
-          <w:rFonts w:ascii="Century Gothic" w:eastAsia="Century Gothic" w:hAnsi="Century Gothic" w:cs="Century Gothic"/>
-          <w:b/>
-          <w:sz w:val="21"/>
-        </w:rPr>
-        <w:t xml:space="preserve">HND in Computing Software Engineering - (Reading) </w:t>
-      </w:r>
-    </w:p>
-    <w:p>
-      <w:pPr>
-        <w:spacing w:after="114"/>
-        <w:ind w:left="10" w:hanging="10"/>
-      </w:pPr>
-      <w:r>
-        <w:rPr>
-          <w:rFonts w:ascii="Century Gothic" w:eastAsia="Century Gothic" w:hAnsi="Century Gothic" w:cs="Century Gothic"/>
-          <w:sz w:val="21"/>
-        </w:rPr>
-        <w:t xml:space="preserve">Esoft Metro Campus                              </w:t>
-      </w:r>
-      <w:r>
-        <w:rPr>
-          <w:rFonts w:ascii="Century Gothic" w:eastAsia="Century Gothic" w:hAnsi="Century Gothic" w:cs="Century Gothic"/>
-          <w:sz w:val="17"/>
-        </w:rPr>
-        <w:t xml:space="preserve">Sep 2024 </w:t>
-      </w:r>
-      <w:r>
-        <w:rPr>
-          <w:rFonts w:ascii="Century Gothic" w:eastAsia="Century Gothic" w:hAnsi="Century Gothic" w:cs="Century Gothic"/>
-          <w:sz w:val="26"/>
-          <w:vertAlign w:val="subscript"/>
-        </w:rPr>
-        <w:t>–</w:t>
-      </w:r>
-      <w:r>
-        <w:rPr>
-          <w:rFonts w:ascii="Century Gothic" w:eastAsia="Century Gothic" w:hAnsi="Century Gothic" w:cs="Century Gothic"/>
-          <w:sz w:val="17"/>
-        </w:rPr>
-        <w:t xml:space="preserve"> Feb 2026 </w:t>
-      </w:r>
-    </w:p>
-    <w:p>
-      <w:pPr>
-        <w:spacing w:after="9"/>
-        <w:ind w:left="-5" w:hanging="10"/>
-      </w:pPr>
-      <w:r>
-        <w:rPr>
-          <w:rFonts w:ascii="Century Gothic" w:eastAsia="Century Gothic" w:hAnsi="Century Gothic" w:cs="Century Gothic"/>
-          <w:b/>
-          <w:sz w:val="21"/>
-        </w:rPr>
-        <w:t xml:space="preserve">Diploma in Information Technology </w:t>
-      </w:r>
-    </w:p>
-    <w:p>
-      <w:pPr>
-        <w:spacing w:after="114"/>
-        <w:ind w:left="10" w:hanging="10"/>
-      </w:pPr>
-      <w:r>
-        <w:rPr>
-          <w:rFonts w:ascii="Century Gothic" w:eastAsia="Century Gothic" w:hAnsi="Century Gothic" w:cs="Century Gothic"/>
-          <w:sz w:val="21"/>
-        </w:rPr>
-        <w:t>Esoft Metro Campus</w:t>
-      </w:r>
-      <w:r>
-        <w:rPr>
-          <w:rFonts w:ascii="Century Gothic" w:eastAsia="Century Gothic" w:hAnsi="Century Gothic" w:cs="Century Gothic"/>
-          <w:sz w:val="21"/>
-        </w:rPr>
-        <w:t xml:space="preserve">                             </w:t>
-      </w:r>
-      <w:r>
-        <w:rPr>
-          <w:rFonts w:ascii="Century Gothic" w:eastAsia="Century Gothic" w:hAnsi="Century Gothic" w:cs="Century Gothic"/>
-          <w:sz w:val="17"/>
-        </w:rPr>
-        <w:t xml:space="preserve">Jan 2024 </w:t>
-      </w:r>
-      <w:r>
-        <w:rPr>
-          <w:rFonts w:ascii="Century Gothic" w:eastAsia="Century Gothic" w:hAnsi="Century Gothic" w:cs="Century Gothic"/>
-          <w:sz w:val="26"/>
-          <w:vertAlign w:val="subscript"/>
-        </w:rPr>
-        <w:t>–</w:t>
-      </w:r>
-      <w:r>
-        <w:rPr>
-          <w:rFonts w:ascii="Century Gothic" w:eastAsia="Century Gothic" w:hAnsi="Century Gothic" w:cs="Century Gothic"/>
-          <w:sz w:val="17"/>
-        </w:rPr>
-        <w:t xml:space="preserve"> Dec 2024 </w:t>
-      </w:r>
-    </w:p>
-    <w:p>
-      <w:pPr>
-        <w:spacing w:after="9"/>
-        <w:ind w:left="-5" w:hanging="10"/>
-      </w:pPr>
-      <w:r>
-        <w:rPr>
-          <w:rFonts w:ascii="Century Gothic" w:eastAsia="Century Gothic" w:hAnsi="Century Gothic" w:cs="Century Gothic"/>
-          <w:b/>
-          <w:sz w:val="21"/>
-        </w:rPr>
-        <w:t xml:space="preserve">Diploma in English </w:t>
-      </w:r>
-    </w:p>
-    <w:p>
-      <w:pPr>
-        <w:spacing w:after="114"/>
-        <w:ind w:left="10" w:hanging="10"/>
-      </w:pPr>
-      <w:r>
-        <w:rPr>
-          <w:rFonts w:ascii="Century Gothic" w:eastAsia="Century Gothic" w:hAnsi="Century Gothic" w:cs="Century Gothic"/>
-          <w:sz w:val="21"/>
-        </w:rPr>
-        <w:t xml:space="preserve">Esoft Metro Campus                             </w:t>
-      </w:r>
-      <w:r>
-        <w:rPr>
-          <w:rFonts w:ascii="Century Gothic" w:eastAsia="Century Gothic" w:hAnsi="Century Gothic" w:cs="Century Gothic"/>
-          <w:sz w:val="17"/>
-        </w:rPr>
-        <w:t xml:space="preserve">Jan 2024 </w:t>
-      </w:r>
-      <w:r>
-        <w:rPr>
-          <w:rFonts w:ascii="Century Gothic" w:eastAsia="Century Gothic" w:hAnsi="Century Gothic" w:cs="Century Gothic"/>
-          <w:sz w:val="26"/>
-          <w:vertAlign w:val="subscript"/>
-        </w:rPr>
-        <w:t>–</w:t>
-      </w:r>
-      <w:r>
-        <w:rPr>
-          <w:rFonts w:ascii="Century Gothic" w:eastAsia="Century Gothic" w:hAnsi="Century Gothic" w:cs="Century Gothic"/>
-          <w:sz w:val="17"/>
-        </w:rPr>
-        <w:t xml:space="preserve"> Aug 2024 </w:t>
-      </w:r>
-    </w:p>
-    <w:p>
-      <w:pPr>
-        <w:spacing w:after="9"/>
-        <w:ind w:left="-5" w:hanging="10"/>
-      </w:pPr>
-      <w:r>
-        <w:rPr>
-          <w:rFonts w:ascii="Century Gothic" w:eastAsia="Century Gothic" w:hAnsi="Century Gothic" w:cs="Century Gothic"/>
-          <w:b/>
-          <w:sz w:val="21"/>
-        </w:rPr>
-        <w:t xml:space="preserve">Graphic Designing </w:t>
-      </w:r>
-    </w:p>
-    <w:p>
-      <w:pPr>
-        <w:spacing w:after="119"/>
-        <w:ind w:left="-5" w:hanging="10"/>
-        <w:jc w:val="both"/>
-      </w:pPr>
-      <w:r>
-        <w:rPr>
-          <w:rFonts w:ascii="Century Gothic" w:eastAsia="Century Gothic" w:hAnsi="Century Gothic" w:cs="Century Gothic"/>
-          <w:sz w:val="21"/>
-        </w:rPr>
-        <w:t xml:space="preserve">Studyz Academy                                   </w:t>
-      </w:r>
-      <w:r>
-        <w:rPr>
-          <w:rFonts w:ascii="Century Gothic" w:eastAsia="Century Gothic" w:hAnsi="Century Gothic" w:cs="Century Gothic"/>
-          <w:sz w:val="17"/>
-        </w:rPr>
-        <w:t xml:space="preserve">Sep 2024 </w:t>
-      </w:r>
-      <w:r>
-        <w:rPr>
-          <w:rFonts w:ascii="Century Gothic" w:eastAsia="Century Gothic" w:hAnsi="Century Gothic" w:cs="Century Gothic"/>
-          <w:sz w:val="26"/>
-          <w:vertAlign w:val="subscript"/>
-        </w:rPr>
-        <w:t>–</w:t>
-      </w:r>
-      <w:r>
-        <w:rPr>
-          <w:rFonts w:ascii="Century Gothic" w:eastAsia="Century Gothic" w:hAnsi="Century Gothic" w:cs="Century Gothic"/>
-          <w:sz w:val="17"/>
-        </w:rPr>
-        <w:t xml:space="preserve"> Dec 2024 </w:t>
-      </w:r>
-    </w:p>
-    <w:p>
-      <w:pPr>
-        <w:spacing w:after="9"/>
-        <w:ind w:left="-5" w:hanging="10"/>
-      </w:pPr>
-      <w:r>
-        <w:rPr>
-          <w:rFonts w:ascii="Century Gothic" w:eastAsia="Century Gothic" w:hAnsi="Century Gothic" w:cs="Century Gothic"/>
-          <w:b/>
-          <w:sz w:val="21"/>
-        </w:rPr>
-        <w:t>G.C.E A/L physical science st</w:t>
-      </w:r>
-      <w:r>
-        <w:rPr>
-          <w:rFonts w:ascii="Century Gothic" w:eastAsia="Century Gothic" w:hAnsi="Century Gothic" w:cs="Century Gothic"/>
-          <w:b/>
-          <w:sz w:val="21"/>
-        </w:rPr>
-        <w:t xml:space="preserve">ream </w:t>
-      </w:r>
-    </w:p>
-    <w:p>
-      <w:pPr>
-        <w:spacing w:after="460"/>
-        <w:ind w:left="10" w:hanging="10"/>
-      </w:pPr>
-      <w:r>
-        <w:rPr>
-          <w:rFonts w:ascii="Century Gothic" w:eastAsia="Century Gothic" w:hAnsi="Century Gothic" w:cs="Century Gothic"/>
-          <w:sz w:val="21"/>
-        </w:rPr>
-        <w:t xml:space="preserve">KU/Giri Madeena National School      </w:t>
-      </w:r>
-      <w:r>
-        <w:rPr>
-          <w:rFonts w:ascii="Century Gothic" w:eastAsia="Century Gothic" w:hAnsi="Century Gothic" w:cs="Century Gothic"/>
-          <w:sz w:val="17"/>
-        </w:rPr>
-        <w:t xml:space="preserve">Sep 2021 </w:t>
-      </w:r>
-      <w:r>
-        <w:rPr>
-          <w:rFonts w:ascii="Century Gothic" w:eastAsia="Century Gothic" w:hAnsi="Century Gothic" w:cs="Century Gothic"/>
-          <w:sz w:val="26"/>
-          <w:vertAlign w:val="subscript"/>
-        </w:rPr>
-        <w:t>–</w:t>
-      </w:r>
-      <w:r>
-        <w:rPr>
-          <w:rFonts w:ascii="Century Gothic" w:eastAsia="Century Gothic" w:hAnsi="Century Gothic" w:cs="Century Gothic"/>
-          <w:sz w:val="17"/>
-        </w:rPr>
-        <w:t xml:space="preserve"> Feb 2024 </w:t>
-      </w:r>
-    </w:p>
-    <w:p>
-      <w:pPr>
-        <w:pStyle w:val="Heading1"/>
-        <w:spacing w:after="94"/>
-        <w:ind w:left="-5"/>
-      </w:pPr>
-      <w:r>
-        <w:rPr>
-          <w:sz w:val="34"/>
-        </w:rPr>
-        <w:t>W</w:t>
-      </w:r>
-      <w:r>
-        <w:t xml:space="preserve">ORK </w:t>
-      </w:r>
-      <w:r>
-        <w:rPr>
-          <w:sz w:val="34"/>
-        </w:rPr>
-        <w:t>E</w:t>
-      </w:r>
-      <w:r>
-        <w:t>XPERIENCE</w:t>
-      </w:r>
-      <w:r>
-        <w:rPr>
-          <w:sz w:val="34"/>
-        </w:rPr>
-        <w:t xml:space="preserve"> </w:t>
-      </w:r>
-    </w:p>
-    <w:p>
-      <w:pPr>
-        <w:spacing w:after="9"/>
-        <w:ind w:left="-5" w:hanging="10"/>
-      </w:pPr>
-      <w:r>
-        <w:rPr>
-          <w:rFonts w:ascii="Century Gothic" w:eastAsia="Century Gothic" w:hAnsi="Century Gothic" w:cs="Century Gothic"/>
-          <w:b/>
-          <w:sz w:val="21"/>
-        </w:rPr>
-        <w:t xml:space="preserve">Graphic Designer </w:t>
       </w:r>
     </w:p>
     <w:p>
       <w:pPr>
         <w:spacing w:after="42"/>
         <w:ind w:left="-5" w:hanging="10"/>
+        <w:rPr>
+          <w:rFonts w:ascii="Century Gothic" w:hAnsi="Century Gothic"/>
+          <w:b/>
+          <w:bCs/>
+          <w:sz w:val="21"/>
+          <w:szCs w:val="21"/>
+        </w:rPr>
+      </w:pPr>
+      <w:r>
+        <w:rPr>
+          <w:rFonts w:ascii="Century Gothic" w:hAnsi="Century Gothic"/>
+          <w:b/>
+          <w:bCs/>
+          <w:sz w:val="21"/>
+          <w:szCs w:val="21"/>
+        </w:rPr>
+        <w:t xml:space="preserve">Web Manager </w:t>
+      </w:r>
+    </w:p>
+    <w:p>
+      <w:pPr>
+        <w:spacing w:after="42"/>
+        <w:ind w:left="-5" w:hanging="10"/>
       </w:pPr>
       <w:r>
         <w:rPr>
@@ -1961,14 +2233,64 @@
           <w:color w:val="3F3F3F"/>
           <w:sz w:val="21"/>
         </w:rPr>
-        <w:t xml:space="preserve">INC9000 (Pvt) Ltd                                   </w:t>
+        <w:t>Merch</w:t>
+      </w:r>
+      <w:r>
+        <w:rPr>
+          <w:rFonts w:ascii="Century Gothic" w:eastAsia="Century Gothic" w:hAnsi="Century Gothic" w:cs="Century Gothic"/>
+          <w:i/>
+          <w:color w:val="3F3F3F"/>
+          <w:sz w:val="21"/>
+        </w:rPr>
+        <w:t xml:space="preserve">                                 </w:t>
+      </w:r>
+      <w:r>
+        <w:rPr>
+          <w:rFonts w:ascii="Century Gothic" w:eastAsia="Century Gothic" w:hAnsi="Century Gothic" w:cs="Century Gothic"/>
+          <w:i/>
+          <w:color w:val="3F3F3F"/>
+          <w:sz w:val="21"/>
+        </w:rPr>
+        <w:t xml:space="preserve">             </w:t>
+      </w:r>
+      <w:r>
+        <w:rPr>
+          <w:rFonts w:ascii="Century Gothic" w:eastAsia="Century Gothic" w:hAnsi="Century Gothic" w:cs="Century Gothic"/>
+          <w:i/>
+          <w:color w:val="3F3F3F"/>
+          <w:sz w:val="21"/>
+        </w:rPr>
+        <w:t xml:space="preserve"> </w:t>
+      </w:r>
+      <w:r>
+        <w:rPr>
+          <w:rFonts w:ascii="Century Gothic" w:eastAsia="Century Gothic" w:hAnsi="Century Gothic" w:cs="Century Gothic"/>
+          <w:i/>
+          <w:color w:val="3F3F3F"/>
+          <w:sz w:val="21"/>
+        </w:rPr>
+        <w:t>October</w:t>
       </w:r>
       <w:r>
         <w:rPr>
           <w:rFonts w:ascii="Century Gothic" w:eastAsia="Century Gothic" w:hAnsi="Century Gothic" w:cs="Century Gothic"/>
           <w:sz w:val="17"/>
         </w:rPr>
-        <w:t xml:space="preserve">May 2025 </w:t>
+        <w:t xml:space="preserve"> 202</w:t>
+      </w:r>
+      <w:r>
+        <w:rPr>
+          <w:rFonts w:ascii="Century Gothic" w:eastAsia="Century Gothic" w:hAnsi="Century Gothic" w:cs="Century Gothic"/>
+          <w:sz w:val="17"/>
+        </w:rPr>
+        <w:t>5</w:t>
+      </w:r>
+      <w:r>
+        <w:rPr>
+          <w:rFonts w:ascii="Century Gothic" w:eastAsia="Century Gothic" w:hAnsi="Century Gothic" w:cs="Century Gothic"/>
+          <w:sz w:val="17"/>
+        </w:rPr>
+        <w:t xml:space="preserve"> </w:t>
       </w:r>
       <w:r>
         <w:rPr>
@@ -1991,34 +2313,407 @@
         <w:spacing w:after="28"/>
         <w:ind w:left="-5" w:right="61" w:hanging="10"/>
         <w:jc w:val="both"/>
-      </w:pPr>
-      <w:r>
-        <w:rPr>
-          <w:rFonts w:ascii="Century Gothic" w:eastAsia="Century Gothic" w:hAnsi="Century Gothic" w:cs="Century Gothic"/>
+        <w:rPr>
+          <w:rFonts w:ascii="Century Gothic" w:hAnsi="Century Gothic"/>
           <w:sz w:val="17"/>
-        </w:rPr>
-        <w:t>Created posters, logos, and T-shirt designs using Adobe Photoshop, Illustrator, and C</w:t>
-      </w:r>
-      <w:r>
-        <w:rPr>
-          <w:rFonts w:ascii="Century Gothic" w:eastAsia="Century Gothic" w:hAnsi="Century Gothic" w:cs="Century Gothic"/>
+          <w:szCs w:val="17"/>
+        </w:rPr>
+      </w:pPr>
+      <w:r>
+        <w:rPr>
+          <w:rFonts w:ascii="Century Gothic" w:hAnsi="Century Gothic"/>
           <w:sz w:val="17"/>
-        </w:rPr>
-        <w:t xml:space="preserve">orelDRAW. Delivered visually appealing, print-ready graphics aligned with client needs and branding goals. </w:t>
-      </w:r>
-      <w:r>
+          <w:szCs w:val="17"/>
+        </w:rPr>
+        <w:t>Created and managed WordPress websites, including custom themes, plugins, and page layouts. Delivered responsive, user-friendly, and visually appealing web experiences aligned with client branding and project goals</w:t>
+      </w:r>
+    </w:p>
+    <w:p>
+      <w:pPr>
+        <w:spacing w:after="28"/>
+        <w:ind w:left="-5" w:right="61" w:hanging="10"/>
+        <w:jc w:val="both"/>
+        <w:rPr>
+          <w:rFonts w:ascii="Century Gothic" w:eastAsia="Century Gothic" w:hAnsi="Century Gothic" w:cs="Century Gothic"/>
+          <w:sz w:val="17"/>
+          <w:szCs w:val="17"/>
+        </w:rPr>
+      </w:pPr>
+    </w:p>
+    <w:p>
+      <w:pPr>
+        <w:spacing w:after="28"/>
+        <w:ind w:left="-5" w:right="61" w:hanging="10"/>
+        <w:jc w:val="both"/>
+        <w:rPr>
+          <w:rFonts w:ascii="Century Gothic" w:eastAsia="Century Gothic" w:hAnsi="Century Gothic" w:cs="Century Gothic"/>
+          <w:sz w:val="17"/>
+          <w:szCs w:val="17"/>
+        </w:rPr>
+      </w:pPr>
+    </w:p>
+    <w:p>
+      <w:pPr>
+        <w:spacing w:after="28"/>
+        <w:ind w:left="-5" w:right="61" w:hanging="10"/>
+        <w:jc w:val="both"/>
+        <w:rPr>
+          <w:rFonts w:ascii="Century Gothic" w:eastAsia="Century Gothic" w:hAnsi="Century Gothic" w:cs="Century Gothic"/>
+          <w:sz w:val="17"/>
+          <w:szCs w:val="17"/>
+        </w:rPr>
+      </w:pPr>
+    </w:p>
+    <w:p>
+      <w:pPr>
+        <w:spacing w:after="28"/>
+        <w:ind w:left="-5" w:right="61" w:hanging="10"/>
+        <w:jc w:val="both"/>
         <w:rPr>
           <w:rFonts w:ascii="Century Gothic" w:eastAsia="Century Gothic" w:hAnsi="Century Gothic" w:cs="Century Gothic"/>
           <w:b/>
           <w:sz w:val="21"/>
         </w:rPr>
-        <w:t xml:space="preserve">Teacher AIDE </w:t>
+      </w:pPr>
+      <w:r>
+        <w:rPr>
+          <w:noProof/>
+        </w:rPr>
+        <w:lastRenderedPageBreak/>
+        <mc:AlternateContent>
+          <mc:Choice Requires="wps">
+            <w:drawing>
+              <wp:anchor distT="0" distB="0" distL="114300" distR="114300" simplePos="0" relativeHeight="251660288" behindDoc="0" locked="0" layoutInCell="1" allowOverlap="1" wp14:anchorId="1A787319" wp14:editId="3AF715B9">
+                <wp:simplePos x="0" y="0"/>
+                <wp:positionH relativeFrom="margin">
+                  <wp:posOffset>-139890</wp:posOffset>
+                </wp:positionH>
+                <wp:positionV relativeFrom="paragraph">
+                  <wp:posOffset>-204715</wp:posOffset>
+                </wp:positionV>
+                <wp:extent cx="2667000" cy="2388358"/>
+                <wp:effectExtent l="0" t="0" r="0" b="0"/>
+                <wp:wrapNone/>
+                <wp:docPr id="2" name="Shape 9"/>
+                <wp:cNvGraphicFramePr/>
+                <a:graphic xmlns:a="http://schemas.openxmlformats.org/drawingml/2006/main">
+                  <a:graphicData uri="http://schemas.microsoft.com/office/word/2010/wordprocessingShape">
+                    <wps:wsp>
+                      <wps:cNvSpPr/>
+                      <wps:spPr>
+                        <a:xfrm>
+                          <a:off x="0" y="0"/>
+                          <a:ext cx="2667000" cy="2388358"/>
+                        </a:xfrm>
+                        <a:custGeom>
+                          <a:avLst/>
+                          <a:gdLst/>
+                          <a:ahLst/>
+                          <a:cxnLst/>
+                          <a:rect l="0" t="0" r="0" b="0"/>
+                          <a:pathLst>
+                            <a:path w="2554133" h="9067169">
+                              <a:moveTo>
+                                <a:pt x="162317" y="0"/>
+                              </a:moveTo>
+                              <a:lnTo>
+                                <a:pt x="2391780" y="0"/>
+                              </a:lnTo>
+                              <a:cubicBezTo>
+                                <a:pt x="2481411" y="0"/>
+                                <a:pt x="2554133" y="72722"/>
+                                <a:pt x="2554133" y="162352"/>
+                              </a:cubicBezTo>
+                              <a:lnTo>
+                                <a:pt x="2554133" y="8904852"/>
+                              </a:lnTo>
+                              <a:cubicBezTo>
+                                <a:pt x="2554133" y="8994494"/>
+                                <a:pt x="2481411" y="9067169"/>
+                                <a:pt x="2391780" y="9067169"/>
+                              </a:cubicBezTo>
+                              <a:lnTo>
+                                <a:pt x="162317" y="9067169"/>
+                              </a:lnTo>
+                              <a:cubicBezTo>
+                                <a:pt x="72675" y="9067169"/>
+                                <a:pt x="0" y="8994494"/>
+                                <a:pt x="0" y="8904852"/>
+                              </a:cubicBezTo>
+                              <a:lnTo>
+                                <a:pt x="0" y="162352"/>
+                              </a:lnTo>
+                              <a:cubicBezTo>
+                                <a:pt x="0" y="72722"/>
+                                <a:pt x="72675" y="0"/>
+                                <a:pt x="162317" y="0"/>
+                              </a:cubicBezTo>
+                              <a:close/>
+                            </a:path>
+                          </a:pathLst>
+                        </a:custGeom>
+                        <a:ln w="0" cap="flat">
+                          <a:miter lim="127000"/>
+                        </a:ln>
+                      </wps:spPr>
+                      <wps:style>
+                        <a:lnRef idx="0">
+                          <a:srgbClr val="000000">
+                            <a:alpha val="0"/>
+                          </a:srgbClr>
+                        </a:lnRef>
+                        <a:fillRef idx="1">
+                          <a:srgbClr val="F1F1F2"/>
+                        </a:fillRef>
+                        <a:effectRef idx="0">
+                          <a:scrgbClr r="0" g="0" b="0"/>
+                        </a:effectRef>
+                        <a:fontRef idx="none"/>
+                      </wps:style>
+                      <wps:bodyPr/>
+                    </wps:wsp>
+                  </a:graphicData>
+                </a:graphic>
+                <wp14:sizeRelV relativeFrom="margin">
+                  <wp14:pctHeight>0</wp14:pctHeight>
+                </wp14:sizeRelV>
+              </wp:anchor>
+            </w:drawing>
+          </mc:Choice>
+          <mc:Fallback>
+            <w:pict>
+              <v:shape w14:anchorId="36EC17DE" id="Shape 9" o:spid="_x0000_s1026" style="position:absolute;margin-left:-11pt;margin-top:-16.1pt;width:210pt;height:188.05pt;z-index:251660288;visibility:visible;mso-wrap-style:square;mso-height-percent:0;mso-wrap-distance-left:9pt;mso-wrap-distance-top:0;mso-wrap-distance-right:9pt;mso-wrap-distance-bottom:0;mso-position-horizontal:absolute;mso-position-horizontal-relative:margin;mso-position-vertical:absolute;mso-position-vertical-relative:text;mso-height-percent:0;mso-height-relative:margin;v-text-anchor:top" coordsize="2554133,9067169" o:gfxdata="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" path="m162317,l2391780,v89631,,162353,72722,162353,162352l2554133,8904852v,89642,-72722,162317,-162353,162317l162317,9067169c72675,9067169,,8994494,,8904852l,162352c,72722,72675,,162317,xe" fillcolor="#f1f1f2" stroked="f" strokeweight="0">
+                <v:stroke miterlimit="83231f" joinstyle="miter"/>
+                <v:path arrowok="t" textboxrect="0,0,2554133,9067169"/>
+                <w10:wrap anchorx="margin"/>
+              </v:shape>
+            </w:pict>
+          </mc:Fallback>
+        </mc:AlternateContent>
       </w:r>
     </w:p>
     <w:p>
       <w:pPr>
         <w:spacing w:after="42"/>
         <w:ind w:left="-5" w:hanging="10"/>
+        <w:rPr>
+          <w:rFonts w:ascii="Century Gothic" w:eastAsia="Century Gothic" w:hAnsi="Century Gothic" w:cs="Century Gothic"/>
+          <w:i/>
+          <w:color w:val="3F3F3F"/>
+          <w:sz w:val="21"/>
+        </w:rPr>
+      </w:pPr>
+    </w:p>
+    <w:p>
+      <w:pPr>
+        <w:spacing w:after="42"/>
+        <w:ind w:left="-5" w:hanging="10"/>
+        <w:rPr>
+          <w:rFonts w:ascii="Century Gothic" w:eastAsia="Century Gothic" w:hAnsi="Century Gothic" w:cs="Century Gothic"/>
+          <w:i/>
+          <w:color w:val="3F3F3F"/>
+          <w:sz w:val="21"/>
+        </w:rPr>
+      </w:pPr>
+    </w:p>
+    <w:p>
+      <w:pPr>
+        <w:spacing w:after="42"/>
+        <w:ind w:left="-5" w:hanging="10"/>
+        <w:rPr>
+          <w:rFonts w:ascii="Century Gothic" w:eastAsia="Century Gothic" w:hAnsi="Century Gothic" w:cs="Century Gothic"/>
+          <w:i/>
+          <w:color w:val="3F3F3F"/>
+          <w:sz w:val="21"/>
+        </w:rPr>
+      </w:pPr>
+    </w:p>
+    <w:p>
+      <w:pPr>
+        <w:spacing w:after="42"/>
+        <w:ind w:left="-5" w:hanging="10"/>
+        <w:rPr>
+          <w:rFonts w:ascii="Century Gothic" w:eastAsia="Century Gothic" w:hAnsi="Century Gothic" w:cs="Century Gothic"/>
+          <w:i/>
+          <w:color w:val="3F3F3F"/>
+          <w:sz w:val="21"/>
+        </w:rPr>
+      </w:pPr>
+    </w:p>
+    <w:p>
+      <w:pPr>
+        <w:spacing w:after="42"/>
+        <w:ind w:left="-5" w:hanging="10"/>
+        <w:rPr>
+          <w:rFonts w:ascii="Century Gothic" w:eastAsia="Century Gothic" w:hAnsi="Century Gothic" w:cs="Century Gothic"/>
+          <w:i/>
+          <w:color w:val="3F3F3F"/>
+          <w:sz w:val="21"/>
+        </w:rPr>
+      </w:pPr>
+    </w:p>
+    <w:p>
+      <w:pPr>
+        <w:spacing w:after="42"/>
+        <w:ind w:left="-5" w:hanging="10"/>
+        <w:rPr>
+          <w:rFonts w:ascii="Century Gothic" w:eastAsia="Century Gothic" w:hAnsi="Century Gothic" w:cs="Century Gothic"/>
+          <w:i/>
+          <w:color w:val="3F3F3F"/>
+          <w:sz w:val="21"/>
+        </w:rPr>
+      </w:pPr>
+    </w:p>
+    <w:p>
+      <w:pPr>
+        <w:spacing w:after="42"/>
+        <w:ind w:left="-5" w:hanging="10"/>
+        <w:rPr>
+          <w:rFonts w:ascii="Century Gothic" w:eastAsia="Century Gothic" w:hAnsi="Century Gothic" w:cs="Century Gothic"/>
+          <w:i/>
+          <w:color w:val="3F3F3F"/>
+          <w:sz w:val="21"/>
+        </w:rPr>
+      </w:pPr>
+    </w:p>
+    <w:p>
+      <w:pPr>
+        <w:spacing w:after="42"/>
+        <w:ind w:left="-5" w:hanging="10"/>
+        <w:rPr>
+          <w:rFonts w:ascii="Century Gothic" w:eastAsia="Century Gothic" w:hAnsi="Century Gothic" w:cs="Century Gothic"/>
+          <w:i/>
+          <w:color w:val="3F3F3F"/>
+          <w:sz w:val="21"/>
+        </w:rPr>
+      </w:pPr>
+    </w:p>
+    <w:p>
+      <w:pPr>
+        <w:spacing w:after="42"/>
+        <w:ind w:left="-5" w:hanging="10"/>
+        <w:rPr>
+          <w:rFonts w:ascii="Century Gothic" w:eastAsia="Century Gothic" w:hAnsi="Century Gothic" w:cs="Century Gothic"/>
+          <w:i/>
+          <w:color w:val="3F3F3F"/>
+          <w:sz w:val="21"/>
+        </w:rPr>
+      </w:pPr>
+    </w:p>
+    <w:p>
+      <w:pPr>
+        <w:spacing w:after="42"/>
+        <w:ind w:left="-5" w:hanging="10"/>
+        <w:rPr>
+          <w:rFonts w:ascii="Century Gothic" w:eastAsia="Century Gothic" w:hAnsi="Century Gothic" w:cs="Century Gothic"/>
+          <w:i/>
+          <w:color w:val="3F3F3F"/>
+          <w:sz w:val="21"/>
+        </w:rPr>
+      </w:pPr>
+    </w:p>
+    <w:p>
+      <w:pPr>
+        <w:spacing w:after="9"/>
+        <w:ind w:left="-5" w:hanging="10"/>
+      </w:pPr>
+      <w:r>
+        <w:rPr>
+          <w:rFonts w:ascii="Century Gothic" w:eastAsia="Century Gothic" w:hAnsi="Century Gothic" w:cs="Century Gothic"/>
+          <w:b/>
+          <w:sz w:val="21"/>
+        </w:rPr>
+        <w:t xml:space="preserve">Graphic Designer </w:t>
+      </w:r>
+    </w:p>
+    <w:p>
+      <w:pPr>
+        <w:spacing w:after="42"/>
+        <w:ind w:left="-5" w:hanging="10"/>
+      </w:pPr>
+      <w:r>
+        <w:rPr>
+          <w:rFonts w:ascii="Century Gothic" w:eastAsia="Century Gothic" w:hAnsi="Century Gothic" w:cs="Century Gothic"/>
+          <w:i/>
+          <w:color w:val="3F3F3F"/>
+          <w:sz w:val="21"/>
+        </w:rPr>
+        <w:t xml:space="preserve">INC9000 (Pvt) Ltd                                   </w:t>
+      </w:r>
+      <w:r>
+        <w:rPr>
+          <w:rFonts w:ascii="Century Gothic" w:eastAsia="Century Gothic" w:hAnsi="Century Gothic" w:cs="Century Gothic"/>
+          <w:sz w:val="17"/>
+        </w:rPr>
+        <w:t xml:space="preserve">May 2025 </w:t>
+      </w:r>
+      <w:r>
+        <w:rPr>
+          <w:rFonts w:ascii="Century Gothic" w:eastAsia="Century Gothic" w:hAnsi="Century Gothic" w:cs="Century Gothic"/>
+          <w:sz w:val="26"/>
+          <w:vertAlign w:val="subscript"/>
+        </w:rPr>
+        <w:t>–</w:t>
+      </w:r>
+      <w:r>
+        <w:rPr>
+          <w:rFonts w:ascii="Century Gothic" w:eastAsia="Century Gothic" w:hAnsi="Century Gothic" w:cs="Century Gothic"/>
+          <w:sz w:val="17"/>
+        </w:rPr>
+        <w:t xml:space="preserve"> Present </w:t>
+      </w:r>
+    </w:p>
+    <w:p>
+      <w:pPr>
+        <w:spacing w:after="28"/>
+        <w:ind w:left="-5" w:right="61" w:hanging="10"/>
+        <w:jc w:val="both"/>
+        <w:rPr>
+          <w:rFonts w:ascii="Century Gothic" w:eastAsia="Century Gothic" w:hAnsi="Century Gothic" w:cs="Century Gothic"/>
+          <w:sz w:val="17"/>
+        </w:rPr>
+      </w:pPr>
+      <w:r>
+        <w:rPr>
+          <w:rFonts w:ascii="Century Gothic" w:eastAsia="Century Gothic" w:hAnsi="Century Gothic" w:cs="Century Gothic"/>
+          <w:sz w:val="17"/>
+        </w:rPr>
+        <w:t xml:space="preserve">Created posters, logos, and T-shirt designs using Adobe Photoshop, Illustrator, and CorelDRAW. Delivered visually appealing, print-ready graphics aligned with client needs and branding goals. </w:t>
+      </w:r>
+    </w:p>
+    <w:p>
+      <w:pPr>
+        <w:spacing w:after="42"/>
+        <w:rPr>
+          <w:rFonts w:ascii="Century Gothic" w:eastAsia="Century Gothic" w:hAnsi="Century Gothic" w:cs="Century Gothic"/>
+          <w:i/>
+          <w:color w:val="3F3F3F"/>
+          <w:sz w:val="21"/>
+        </w:rPr>
+      </w:pPr>
+    </w:p>
+    <w:p>
+      <w:pPr>
+        <w:spacing w:after="28"/>
+        <w:ind w:left="-5" w:right="61" w:hanging="10"/>
+        <w:jc w:val="both"/>
+        <w:rPr>
+          <w:rFonts w:ascii="Century Gothic" w:eastAsia="Century Gothic" w:hAnsi="Century Gothic" w:cs="Century Gothic"/>
+          <w:sz w:val="17"/>
+        </w:rPr>
+      </w:pPr>
+      <w:r>
+        <w:rPr>
+          <w:rFonts w:ascii="Century Gothic" w:eastAsia="Century Gothic" w:hAnsi="Century Gothic" w:cs="Century Gothic"/>
+          <w:b/>
+          <w:sz w:val="21"/>
+        </w:rPr>
+        <w:t xml:space="preserve">Teacher AIDE </w:t>
+      </w:r>
+    </w:p>
+    <w:p>
+      <w:pPr>
+        <w:spacing w:after="42"/>
       </w:pPr>
       <w:r>
         <w:rPr>
@@ -2088,7 +2783,6 @@
           <w:b/>
           <w:sz w:val="27"/>
         </w:rPr>
-        <w:lastRenderedPageBreak/>
         <w:t xml:space="preserve"> </w:t>
       </w:r>
       <w:r>
@@ -2145,7 +2839,7 @@
         <mc:AlternateContent>
           <mc:Choice Requires="wpg">
             <w:drawing>
-              <wp:inline distT="0" distB="0" distL="0" distR="0">
+              <wp:inline distT="0" distB="0" distL="0" distR="0" wp14:anchorId="729B078B" wp14:editId="111E2F0E">
                 <wp:extent cx="6031772" cy="5676"/>
                 <wp:effectExtent l="0" t="0" r="0" b="0"/>
                 <wp:docPr id="2145" name="Group 2145"/>
@@ -2222,13 +2916,14 @@
               </wp:inline>
             </w:drawing>
           </mc:Choice>
-          <mc:Fallback xmlns:a="http://schemas.openxmlformats.org/drawingml/2006/main">
+          <mc:Fallback>
             <w:pict>
-              <v:group id="Group 2145" style="width:474.943pt;height:0.446899pt;mso-position-horizontal-relative:char;mso-position-vertical-relative:line" coordsize="60317,56">
-                <v:shape id="Shape 2651" style="position:absolute;width:60317;height:91;left:0;top:0;" coordsize="6031772,9144" path="m0,0l6031772,0l6031772,9144l0,9144l0,0">
-                  <v:stroke weight="0pt" endcap="flat" joinstyle="miter" miterlimit="10" on="false" color="#000000" opacity="0"/>
-                  <v:fill on="true" color="#575758"/>
+              <v:group w14:anchorId="71C927FC" id="Group 2145" o:spid="_x0000_s1026" style="width:474.95pt;height:.45pt;mso-position-horizontal-relative:char;mso-position-vertical-relative:line" coordsize="60317,56" o:gfxdata="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">
+                <v:shape id="Shape 2650" o:spid="_x0000_s1027" style="position:absolute;width:60317;height:91;visibility:visible;mso-wrap-style:square;v-text-anchor:top" coordsize="6031772,9144" o:gfxdata="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" path="m,l6031772,r,9144l,9144,,e" fillcolor="#575758" stroked="f" strokeweight="0">
+                  <v:stroke miterlimit="83231f" joinstyle="miter"/>
+                  <v:path arrowok="t" textboxrect="0,0,6031772,9144"/>
                 </v:shape>
+                <w10:anchorlock/>
               </v:group>
             </w:pict>
           </mc:Fallback>
@@ -2334,7 +3029,23 @@
           <w:rFonts w:ascii="Century Gothic" w:eastAsia="Century Gothic" w:hAnsi="Century Gothic" w:cs="Century Gothic"/>
           <w:sz w:val="21"/>
         </w:rPr>
-        <w:t xml:space="preserve">Designed wireframes and interactive prototypes using Figma, focusing on user-centered design principles. Projects include conceptual applications for education, transport, services, and productivity tools. </w:t>
+        <w:t xml:space="preserve">Designed wireframes and interactive prototypes using </w:t>
+      </w:r>
+      <w:proofErr w:type="spellStart"/>
+      <w:r>
+        <w:rPr>
+          <w:rFonts w:ascii="Century Gothic" w:eastAsia="Century Gothic" w:hAnsi="Century Gothic" w:cs="Century Gothic"/>
+          <w:sz w:val="21"/>
+        </w:rPr>
+        <w:t>Figma</w:t>
+      </w:r>
+      <w:proofErr w:type="spellEnd"/>
+      <w:r>
+        <w:rPr>
+          <w:rFonts w:ascii="Century Gothic" w:eastAsia="Century Gothic" w:hAnsi="Century Gothic" w:cs="Century Gothic"/>
+          <w:sz w:val="21"/>
+        </w:rPr>
+        <w:t xml:space="preserve">, focusing on user-centered design principles. Projects include conceptual applications for education, transport, services, and productivity tools. </w:t>
       </w:r>
     </w:p>
     <w:p>
@@ -2371,7 +3082,7 @@
         <mc:AlternateContent>
           <mc:Choice Requires="wpg">
             <w:drawing>
-              <wp:inline distT="0" distB="0" distL="0" distR="0">
+              <wp:inline distT="0" distB="0" distL="0" distR="0" wp14:anchorId="226EA2FD" wp14:editId="096F907E">
                 <wp:extent cx="6031772" cy="5676"/>
                 <wp:effectExtent l="0" t="0" r="0" b="0"/>
                 <wp:docPr id="2146" name="Group 2146"/>

--- a/assets/resume-example.docx
+++ b/assets/resume-example.docx
@@ -1161,7 +1161,7 @@
           </mc:Choice>
           <mc:Fallback>
             <w:pict>
-              <v:group w14:anchorId="01A57AE7" id="Group 2261" o:spid="_x0000_s1026" style="position:absolute;margin-left:-11pt;margin-top:1.05pt;width:488.15pt;height:726pt;z-index:-251658240;mso-width-relative:margin;mso-height-relative:margin" coordorigin="-190" coordsize="61998,90671" o:gfxdata="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">
+              <v:group w14:anchorId="52085102" id="Group 2261" o:spid="_x0000_s1026" style="position:absolute;margin-left:-11pt;margin-top:1.05pt;width:488.15pt;height:726pt;z-index:-251658240;mso-width-relative:margin;mso-height-relative:margin" coordorigin="-190" coordsize="61998,90671" o:gfxdata="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">
                 <v:shape id="Shape 9" o:spid="_x0000_s1027" style="position:absolute;left:-190;width:26670;height:90671;visibility:visible;mso-wrap-style:square;v-text-anchor:top" coordsize="2554133,9067169" o:gfxdata="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" path="m162317,l2391780,v89631,,162353,72722,162353,162352l2554133,8904852v,89642,-72722,162317,-162353,162317l162317,9067169c72675,9067169,,8994494,,8904852l,162352c,72722,72675,,162317,xe" fillcolor="#f1f1f2" stroked="f" strokeweight="0">
                   <v:stroke miterlimit="83231f" joinstyle="miter"/>
                   <v:path arrowok="t" textboxrect="0,0,2554133,9067169"/>
@@ -1311,12 +1311,21 @@
         <w:spacing w:after="656" w:line="407" w:lineRule="auto"/>
         <w:ind w:left="771"/>
       </w:pPr>
-      <w:r>
-        <w:rPr>
-          <w:rFonts w:ascii="Century Gothic" w:eastAsia="Century Gothic" w:hAnsi="Century Gothic" w:cs="Century Gothic"/>
-          <w:sz w:val="21"/>
-        </w:rPr>
-        <w:t xml:space="preserve">asnaaslam91@gmail.com </w:t>
+      <w:bookmarkStart w:id="0" w:name="_GoBack"/>
+      <w:r>
+        <w:rPr>
+          <w:rFonts w:ascii="Century Gothic" w:eastAsia="Century Gothic" w:hAnsi="Century Gothic" w:cs="Century Gothic"/>
+          <w:sz w:val="21"/>
+        </w:rPr>
+        <w:t>asnaaslam91</w:t>
+      </w:r>
+      <w:bookmarkEnd w:id="0"/>
+      <w:r>
+        <w:rPr>
+          <w:rFonts w:ascii="Century Gothic" w:eastAsia="Century Gothic" w:hAnsi="Century Gothic" w:cs="Century Gothic"/>
+          <w:sz w:val="21"/>
+        </w:rPr>
+        <w:t xml:space="preserve">@gmail.com </w:t>
       </w:r>
       <w:r>
         <w:rPr>
@@ -1758,8 +1767,6 @@
         <w:spacing w:after="9"/>
         <w:ind w:left="-5" w:hanging="10"/>
       </w:pPr>
-      <w:bookmarkStart w:id="0" w:name="_GoBack"/>
-      <w:bookmarkEnd w:id="0"/>
       <w:r>
         <w:rPr>
           <w:rFonts w:ascii="Century Gothic" w:eastAsia="Century Gothic" w:hAnsi="Century Gothic" w:cs="Century Gothic"/>
@@ -2482,7 +2489,7 @@
           </mc:Choice>
           <mc:Fallback>
             <w:pict>
-              <v:shape w14:anchorId="36EC17DE" id="Shape 9" o:spid="_x0000_s1026" style="position:absolute;margin-left:-11pt;margin-top:-16.1pt;width:210pt;height:188.05pt;z-index:251660288;visibility:visible;mso-wrap-style:square;mso-height-percent:0;mso-wrap-distance-left:9pt;mso-wrap-distance-top:0;mso-wrap-distance-right:9pt;mso-wrap-distance-bottom:0;mso-position-horizontal:absolute;mso-position-horizontal-relative:margin;mso-position-vertical:absolute;mso-position-vertical-relative:text;mso-height-percent:0;mso-height-relative:margin;v-text-anchor:top" coordsize="2554133,9067169" o:gfxdata="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" path="m162317,l2391780,v89631,,162353,72722,162353,162352l2554133,8904852v,89642,-72722,162317,-162353,162317l162317,9067169c72675,9067169,,8994494,,8904852l,162352c,72722,72675,,162317,xe" fillcolor="#f1f1f2" stroked="f" strokeweight="0">
+              <v:shape w14:anchorId="4664AC0B" id="Shape 9" o:spid="_x0000_s1026" style="position:absolute;margin-left:-11pt;margin-top:-16.1pt;width:210pt;height:188.05pt;z-index:251660288;visibility:visible;mso-wrap-style:square;mso-height-percent:0;mso-wrap-distance-left:9pt;mso-wrap-distance-top:0;mso-wrap-distance-right:9pt;mso-wrap-distance-bottom:0;mso-position-horizontal:absolute;mso-position-horizontal-relative:margin;mso-position-vertical:absolute;mso-position-vertical-relative:text;mso-height-percent:0;mso-height-relative:margin;v-text-anchor:top" coordsize="2554133,9067169" o:gfxdata="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" path="m162317,l2391780,v89631,,162353,72722,162353,162352l2554133,8904852v,89642,-72722,162317,-162353,162317l162317,9067169c72675,9067169,,8994494,,8904852l,162352c,72722,72675,,162317,xe" fillcolor="#f1f1f2" stroked="f" strokeweight="0">
                 <v:stroke miterlimit="83231f" joinstyle="miter"/>
                 <v:path arrowok="t" textboxrect="0,0,2554133,9067169"/>
                 <w10:wrap anchorx="margin"/>
@@ -2918,7 +2925,7 @@
           </mc:Choice>
           <mc:Fallback>
             <w:pict>
-              <v:group w14:anchorId="71C927FC" id="Group 2145" o:spid="_x0000_s1026" style="width:474.95pt;height:.45pt;mso-position-horizontal-relative:char;mso-position-vertical-relative:line" coordsize="60317,56" o:gfxdata="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">
+              <v:group w14:anchorId="31001D07" id="Group 2145" o:spid="_x0000_s1026" style="width:474.95pt;height:.45pt;mso-position-horizontal-relative:char;mso-position-vertical-relative:line" coordsize="60317,56" o:gfxdata="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">
                 <v:shape id="Shape 2650" o:spid="_x0000_s1027" style="position:absolute;width:60317;height:91;visibility:visible;mso-wrap-style:square;v-text-anchor:top" coordsize="6031772,9144" o:gfxdata="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" path="m,l6031772,r,9144l,9144,,e" fillcolor="#575758" stroked="f" strokeweight="0">
                   <v:stroke miterlimit="83231f" joinstyle="miter"/>
                   <v:path arrowok="t" textboxrect="0,0,6031772,9144"/>
